--- a/04 Инструменты, программы, сервисы/TensorFlow. Создание виртуального окружения .docx
+++ b/04 Инструменты, программы, сервисы/TensorFlow. Создание виртуального окружения .docx
@@ -59,22 +59,101 @@
     </w:p>
     <w:p>
       <w:r>
-        <w:t xml:space="preserve">В </w:t>
-      </w:r>
-      <w:proofErr w:type="spellStart"/>
-      <w:r>
-        <w:t>PowerShell</w:t>
-      </w:r>
-      <w:proofErr w:type="spellEnd"/>
+        <w:t xml:space="preserve">В PowerShell </w:t>
+      </w:r>
+      <w:r>
+        <w:rPr>
+          <w:b/>
+          <w:bCs/>
+        </w:rPr>
+        <w:t>от имени администратора</w:t>
+      </w:r>
+      <w:r>
+        <w:t>:</w:t>
+      </w:r>
+    </w:p>
+    <w:p>
+      <w:pPr>
+        <w:rPr>
+          <w:rFonts w:ascii="Courier New" w:hAnsi="Courier New" w:cs="Courier New"/>
+          <w:highlight w:val="lightGray"/>
+        </w:rPr>
+      </w:pPr>
+      <w:r>
+        <w:rPr>
+          <w:rFonts w:ascii="Courier New" w:hAnsi="Courier New" w:cs="Courier New"/>
+          <w:highlight w:val="lightGray"/>
+        </w:rPr>
+        <w:t>wsl --install</w:t>
+      </w:r>
+    </w:p>
+    <w:p>
+      <w:r>
+        <w:t>После перезагрузки установится Ubuntu.</w:t>
+      </w:r>
+    </w:p>
+    <w:p>
+      <w:r>
+        <w:t>Проверка версии:</w:t>
+      </w:r>
+    </w:p>
+    <w:p>
+      <w:pPr>
+        <w:rPr>
+          <w:rFonts w:ascii="Courier New" w:hAnsi="Courier New" w:cs="Courier New"/>
+          <w:highlight w:val="lightGray"/>
+        </w:rPr>
+      </w:pPr>
+      <w:r>
+        <w:rPr>
+          <w:rFonts w:ascii="Courier New" w:hAnsi="Courier New" w:cs="Courier New"/>
+          <w:highlight w:val="lightGray"/>
+        </w:rPr>
+        <w:t>wsl -l -v</w:t>
+      </w:r>
+    </w:p>
+    <w:p>
+      <w:r>
+        <w:t>Если WSL версия 1 — GPU работать не будет.</w:t>
+      </w:r>
       <w:r>
         <w:t xml:space="preserve"> </w:t>
       </w:r>
       <w:r>
-        <w:rPr>
-          <w:b/>
-          <w:bCs/>
-        </w:rPr>
-        <w:t>от имени администратора</w:t>
+        <w:t>Должно быть:</w:t>
+      </w:r>
+    </w:p>
+    <w:p>
+      <w:pPr>
+        <w:rPr>
+          <w:lang w:val="en-US"/>
+        </w:rPr>
+      </w:pPr>
+      <w:r>
+        <w:rPr>
+          <w:lang w:val="en-US"/>
+        </w:rPr>
+        <w:t>Ubuntu    Running    Version 2</w:t>
+      </w:r>
+    </w:p>
+    <w:p>
+      <w:r>
+        <w:t>Если</w:t>
+      </w:r>
+      <w:r>
+        <w:rPr>
+          <w:lang w:val="en-US"/>
+        </w:rPr>
+        <w:t xml:space="preserve"> </w:t>
+      </w:r>
+      <w:r>
+        <w:t>версия</w:t>
+      </w:r>
+      <w:r>
+        <w:rPr>
+          <w:lang w:val="en-US"/>
+        </w:rPr>
+        <w:t xml:space="preserve"> 1</w:t>
       </w:r>
       <w:r>
         <w:t>:</w:t>
@@ -85,136 +164,16 @@
         <w:rPr>
           <w:rFonts w:ascii="Courier New" w:hAnsi="Courier New" w:cs="Courier New"/>
           <w:highlight w:val="lightGray"/>
-        </w:rPr>
-      </w:pPr>
-      <w:proofErr w:type="spellStart"/>
-      <w:r>
-        <w:rPr>
-          <w:rFonts w:ascii="Courier New" w:hAnsi="Courier New" w:cs="Courier New"/>
-          <w:highlight w:val="lightGray"/>
-        </w:rPr>
-        <w:t>wsl</w:t>
-      </w:r>
-      <w:proofErr w:type="spellEnd"/>
-      <w:r>
-        <w:rPr>
-          <w:rFonts w:ascii="Courier New" w:hAnsi="Courier New" w:cs="Courier New"/>
-          <w:highlight w:val="lightGray"/>
-        </w:rPr>
-        <w:t xml:space="preserve"> --</w:t>
-      </w:r>
-      <w:proofErr w:type="spellStart"/>
-      <w:r>
-        <w:rPr>
-          <w:rFonts w:ascii="Courier New" w:hAnsi="Courier New" w:cs="Courier New"/>
-          <w:highlight w:val="lightGray"/>
-        </w:rPr>
-        <w:t>install</w:t>
-      </w:r>
-      <w:proofErr w:type="spellEnd"/>
-    </w:p>
-    <w:p>
-      <w:r>
-        <w:t>После перезагрузки установится Ubuntu.</w:t>
-      </w:r>
-    </w:p>
-    <w:p>
-      <w:r>
-        <w:t>Проверка версии:</w:t>
-      </w:r>
-    </w:p>
-    <w:p>
-      <w:pPr>
-        <w:rPr>
-          <w:rFonts w:ascii="Courier New" w:hAnsi="Courier New" w:cs="Courier New"/>
-          <w:highlight w:val="lightGray"/>
-        </w:rPr>
-      </w:pPr>
-      <w:proofErr w:type="spellStart"/>
-      <w:r>
-        <w:rPr>
-          <w:rFonts w:ascii="Courier New" w:hAnsi="Courier New" w:cs="Courier New"/>
-          <w:highlight w:val="lightGray"/>
-        </w:rPr>
-        <w:t>wsl</w:t>
-      </w:r>
-      <w:proofErr w:type="spellEnd"/>
-      <w:r>
-        <w:rPr>
-          <w:rFonts w:ascii="Courier New" w:hAnsi="Courier New" w:cs="Courier New"/>
-          <w:highlight w:val="lightGray"/>
-        </w:rPr>
-        <w:t xml:space="preserve"> -l -v</w:t>
-      </w:r>
-    </w:p>
-    <w:p>
-      <w:r>
-        <w:t>Должно быть:</w:t>
-      </w:r>
-    </w:p>
-    <w:p>
-      <w:pPr>
-        <w:rPr>
-          <w:lang w:val="en-US"/>
-        </w:rPr>
-      </w:pPr>
-      <w:r>
-        <w:rPr>
-          <w:lang w:val="en-US"/>
-        </w:rPr>
-        <w:t>Ubuntu    Running    Version 2</w:t>
-      </w:r>
-    </w:p>
-    <w:p>
-      <w:pPr>
-        <w:rPr>
-          <w:lang w:val="en-US"/>
-        </w:rPr>
-      </w:pPr>
-      <w:r>
-        <w:t>Если</w:t>
-      </w:r>
-      <w:r>
-        <w:rPr>
-          <w:lang w:val="en-US"/>
-        </w:rPr>
-        <w:t xml:space="preserve"> </w:t>
-      </w:r>
-      <w:r>
-        <w:t>версия</w:t>
-      </w:r>
-      <w:r>
-        <w:rPr>
-          <w:lang w:val="en-US"/>
-        </w:rPr>
-        <w:t xml:space="preserve"> 1:</w:t>
-      </w:r>
-    </w:p>
-    <w:p>
-      <w:pPr>
-        <w:rPr>
-          <w:rFonts w:ascii="Courier New" w:hAnsi="Courier New" w:cs="Courier New"/>
-          <w:highlight w:val="lightGray"/>
-          <w:lang w:val="en-US"/>
-        </w:rPr>
-      </w:pPr>
-      <w:proofErr w:type="spellStart"/>
-      <w:r>
-        <w:rPr>
-          <w:rFonts w:ascii="Courier New" w:hAnsi="Courier New" w:cs="Courier New"/>
-          <w:highlight w:val="lightGray"/>
-          <w:lang w:val="en-US"/>
-        </w:rPr>
-        <w:t>wsl</w:t>
-      </w:r>
-      <w:proofErr w:type="spellEnd"/>
-      <w:r>
-        <w:rPr>
-          <w:rFonts w:ascii="Courier New" w:hAnsi="Courier New" w:cs="Courier New"/>
-          <w:highlight w:val="lightGray"/>
-          <w:lang w:val="en-US"/>
-        </w:rPr>
-        <w:t xml:space="preserve"> --set-version Ubuntu 2</w:t>
+          <w:lang w:val="en-US"/>
+        </w:rPr>
+      </w:pPr>
+      <w:r>
+        <w:rPr>
+          <w:rFonts w:ascii="Courier New" w:hAnsi="Courier New" w:cs="Courier New"/>
+          <w:highlight w:val="lightGray"/>
+          <w:lang w:val="en-US"/>
+        </w:rPr>
+        <w:t>wsl --set-version Ubuntu 2</w:t>
       </w:r>
     </w:p>
     <w:p>
@@ -308,15 +267,7 @@
         <w:br/>
       </w:r>
       <w:r>
-        <w:t xml:space="preserve">GTX 1650 </w:t>
-      </w:r>
-      <w:proofErr w:type="spellStart"/>
-      <w:r>
-        <w:t>Ti</w:t>
-      </w:r>
-      <w:proofErr w:type="spellEnd"/>
-      <w:r>
-        <w:t xml:space="preserve"> поддерживается.</w:t>
+        <w:t>GTX 1650 Ti поддерживается.</w:t>
       </w:r>
     </w:p>
     <w:p>
@@ -362,13 +313,8 @@
         <w:t>(</w:t>
       </w:r>
       <w:r>
-        <w:t xml:space="preserve">В </w:t>
-      </w:r>
-      <w:proofErr w:type="spellStart"/>
-      <w:r>
-        <w:t>PowerShell</w:t>
-      </w:r>
-      <w:proofErr w:type="spellEnd"/>
+        <w:t>В PowerShell</w:t>
+      </w:r>
       <w:r>
         <w:t>)</w:t>
       </w:r>
@@ -383,7 +329,6 @@
           <w:highlight w:val="lightGray"/>
         </w:rPr>
       </w:pPr>
-      <w:proofErr w:type="spellStart"/>
       <w:r>
         <w:rPr>
           <w:rFonts w:ascii="Courier New" w:hAnsi="Courier New" w:cs="Courier New"/>
@@ -391,7 +336,6 @@
         </w:rPr>
         <w:t>wsl</w:t>
       </w:r>
-      <w:proofErr w:type="spellEnd"/>
     </w:p>
     <w:p>
       <w:r>
@@ -405,7 +349,6 @@
           <w:highlight w:val="lightGray"/>
         </w:rPr>
       </w:pPr>
-      <w:proofErr w:type="spellStart"/>
       <w:r>
         <w:rPr>
           <w:rFonts w:ascii="Courier New" w:hAnsi="Courier New" w:cs="Courier New"/>
@@ -413,19 +356,10 @@
         </w:rPr>
         <w:t>nvidia-smi</w:t>
       </w:r>
-      <w:proofErr w:type="spellEnd"/>
-    </w:p>
-    <w:p>
-      <w:r>
-        <w:t xml:space="preserve">Если видишь таблицу с GTX 1650 </w:t>
-      </w:r>
-      <w:proofErr w:type="spellStart"/>
-      <w:r>
-        <w:t>Ti</w:t>
-      </w:r>
-      <w:proofErr w:type="spellEnd"/>
-      <w:r>
-        <w:t xml:space="preserve"> — всё отлично.</w:t>
+    </w:p>
+    <w:p>
+      <w:r>
+        <w:t>Если видишь таблицу с GTX 1650 Ti — всё отлично.</w:t>
       </w:r>
       <w:r>
         <w:br/>
@@ -459,23 +393,7 @@
           <w:b/>
           <w:bCs/>
         </w:rPr>
-        <w:t xml:space="preserve"> Шаг 4. Установить Python и </w:t>
-      </w:r>
-      <w:proofErr w:type="spellStart"/>
-      <w:r>
-        <w:rPr>
-          <w:b/>
-          <w:bCs/>
-        </w:rPr>
-        <w:t>venv</w:t>
-      </w:r>
-      <w:proofErr w:type="spellEnd"/>
-      <w:r>
-        <w:rPr>
-          <w:b/>
-          <w:bCs/>
-        </w:rPr>
-        <w:t xml:space="preserve"> в Ubuntu</w:t>
+        <w:t xml:space="preserve"> Шаг 4. Установить Python и venv в Ubuntu</w:t>
       </w:r>
     </w:p>
     <w:p>
@@ -502,50 +420,30 @@
           <w:lang w:val="en-US"/>
         </w:rPr>
       </w:pPr>
-      <w:proofErr w:type="spellStart"/>
-      <w:r>
-        <w:rPr>
-          <w:rFonts w:ascii="Courier New" w:hAnsi="Courier New" w:cs="Courier New"/>
-          <w:highlight w:val="lightGray"/>
-          <w:lang w:val="en-US"/>
-        </w:rPr>
-        <w:t>sudo</w:t>
-      </w:r>
-      <w:proofErr w:type="spellEnd"/>
-      <w:r>
-        <w:rPr>
-          <w:rFonts w:ascii="Courier New" w:hAnsi="Courier New" w:cs="Courier New"/>
-          <w:highlight w:val="lightGray"/>
-          <w:lang w:val="en-US"/>
-        </w:rPr>
-        <w:t xml:space="preserve"> apt update</w:t>
-      </w:r>
-    </w:p>
-    <w:p>
-      <w:pPr>
-        <w:rPr>
-          <w:rFonts w:ascii="Courier New" w:hAnsi="Courier New" w:cs="Courier New"/>
-          <w:highlight w:val="lightGray"/>
-          <w:lang w:val="en-US"/>
-        </w:rPr>
-      </w:pPr>
-      <w:proofErr w:type="spellStart"/>
-      <w:r>
-        <w:rPr>
-          <w:rFonts w:ascii="Courier New" w:hAnsi="Courier New" w:cs="Courier New"/>
-          <w:highlight w:val="lightGray"/>
-          <w:lang w:val="en-US"/>
-        </w:rPr>
-        <w:t>sudo</w:t>
-      </w:r>
-      <w:proofErr w:type="spellEnd"/>
-      <w:r>
-        <w:rPr>
-          <w:rFonts w:ascii="Courier New" w:hAnsi="Courier New" w:cs="Courier New"/>
-          <w:highlight w:val="lightGray"/>
-          <w:lang w:val="en-US"/>
-        </w:rPr>
-        <w:t xml:space="preserve"> apt install python3 python3-venv python3-pip -y</w:t>
+      <w:r>
+        <w:rPr>
+          <w:rFonts w:ascii="Courier New" w:hAnsi="Courier New" w:cs="Courier New"/>
+          <w:highlight w:val="lightGray"/>
+          <w:lang w:val="en-US"/>
+        </w:rPr>
+        <w:t>sudo apt update</w:t>
+      </w:r>
+    </w:p>
+    <w:p>
+      <w:pPr>
+        <w:rPr>
+          <w:rFonts w:ascii="Courier New" w:hAnsi="Courier New" w:cs="Courier New"/>
+          <w:highlight w:val="lightGray"/>
+          <w:lang w:val="en-US"/>
+        </w:rPr>
+      </w:pPr>
+      <w:r>
+        <w:rPr>
+          <w:rFonts w:ascii="Courier New" w:hAnsi="Courier New" w:cs="Courier New"/>
+          <w:highlight w:val="lightGray"/>
+          <w:lang w:val="en-US"/>
+        </w:rPr>
+        <w:t>sudo apt install python3 python3-venv python3-pip -y</w:t>
       </w:r>
     </w:p>
     <w:p>
@@ -593,17 +491,32 @@
           <w:rFonts w:ascii="Courier New" w:hAnsi="Courier New" w:cs="Courier New"/>
           <w:highlight w:val="lightGray"/>
         </w:rPr>
-        <w:t xml:space="preserve">python3 -m </w:t>
-      </w:r>
-      <w:proofErr w:type="spellStart"/>
-      <w:r>
-        <w:rPr>
-          <w:rFonts w:ascii="Courier New" w:hAnsi="Courier New" w:cs="Courier New"/>
-          <w:highlight w:val="lightGray"/>
-        </w:rPr>
-        <w:t>venv</w:t>
-      </w:r>
-      <w:proofErr w:type="spellEnd"/>
+        <w:t>python3 -m venv tf_env</w:t>
+      </w:r>
+    </w:p>
+    <w:p>
+      <w:r>
+        <w:t>Активировать</w:t>
+      </w:r>
+      <w:r>
+        <w:t xml:space="preserve"> окружение:</w:t>
+      </w:r>
+    </w:p>
+    <w:p>
+      <w:pPr>
+        <w:rPr>
+          <w:rFonts w:ascii="Courier New" w:hAnsi="Courier New" w:cs="Courier New"/>
+          <w:highlight w:val="lightGray"/>
+        </w:rPr>
+      </w:pPr>
+      <w:r>
+        <w:rPr>
+          <w:rFonts w:ascii="Courier New" w:hAnsi="Courier New" w:cs="Courier New"/>
+          <w:highlight w:val="lightGray"/>
+          <w:lang w:val="en-US"/>
+        </w:rPr>
+        <w:t>source</w:t>
+      </w:r>
       <w:r>
         <w:rPr>
           <w:rFonts w:ascii="Courier New" w:hAnsi="Courier New" w:cs="Courier New"/>
@@ -611,47 +524,6 @@
         </w:rPr>
         <w:t xml:space="preserve"> </w:t>
       </w:r>
-      <w:proofErr w:type="spellStart"/>
-      <w:r>
-        <w:rPr>
-          <w:rFonts w:ascii="Courier New" w:hAnsi="Courier New" w:cs="Courier New"/>
-          <w:highlight w:val="lightGray"/>
-        </w:rPr>
-        <w:t>tf_env</w:t>
-      </w:r>
-      <w:proofErr w:type="spellEnd"/>
-    </w:p>
-    <w:p>
-      <w:r>
-        <w:t>Активировать</w:t>
-      </w:r>
-      <w:r>
-        <w:t xml:space="preserve"> окружение:</w:t>
-      </w:r>
-    </w:p>
-    <w:p>
-      <w:pPr>
-        <w:rPr>
-          <w:rFonts w:ascii="Courier New" w:hAnsi="Courier New" w:cs="Courier New"/>
-          <w:highlight w:val="lightGray"/>
-        </w:rPr>
-      </w:pPr>
-      <w:r>
-        <w:rPr>
-          <w:rFonts w:ascii="Courier New" w:hAnsi="Courier New" w:cs="Courier New"/>
-          <w:highlight w:val="lightGray"/>
-          <w:lang w:val="en-US"/>
-        </w:rPr>
-        <w:t>source</w:t>
-      </w:r>
-      <w:r>
-        <w:rPr>
-          <w:rFonts w:ascii="Courier New" w:hAnsi="Courier New" w:cs="Courier New"/>
-          <w:highlight w:val="lightGray"/>
-        </w:rPr>
-        <w:t xml:space="preserve"> </w:t>
-      </w:r>
-      <w:proofErr w:type="spellStart"/>
       <w:r>
         <w:rPr>
           <w:rFonts w:ascii="Courier New" w:hAnsi="Courier New" w:cs="Courier New"/>
@@ -660,7 +532,6 @@
         </w:rPr>
         <w:t>tf</w:t>
       </w:r>
-      <w:proofErr w:type="spellEnd"/>
       <w:r>
         <w:rPr>
           <w:rFonts w:ascii="Courier New" w:hAnsi="Courier New" w:cs="Courier New"/>
@@ -728,7 +599,6 @@
         </w:rPr>
         <w:t>(</w:t>
       </w:r>
-      <w:proofErr w:type="spellStart"/>
       <w:proofErr w:type="gramStart"/>
       <w:r>
         <w:rPr>
@@ -745,34 +615,7 @@
           <w:highlight w:val="lightGray"/>
           <w:lang w:val="en-US"/>
         </w:rPr>
-        <w:t>_env</w:t>
-      </w:r>
-      <w:proofErr w:type="spellEnd"/>
-      <w:r>
-        <w:rPr>
-          <w:rFonts w:ascii="Courier New" w:hAnsi="Courier New" w:cs="Courier New"/>
-          <w:highlight w:val="lightGray"/>
-          <w:lang w:val="en-US"/>
-        </w:rPr>
-        <w:t xml:space="preserve">) </w:t>
-      </w:r>
-      <w:proofErr w:type="spellStart"/>
-      <w:r>
-        <w:rPr>
-          <w:rFonts w:ascii="Courier New" w:hAnsi="Courier New" w:cs="Courier New"/>
-          <w:highlight w:val="lightGray"/>
-          <w:lang w:val="en-US"/>
-        </w:rPr>
-        <w:t>name@LAPTOP</w:t>
-      </w:r>
-      <w:proofErr w:type="spellEnd"/>
-      <w:r>
-        <w:rPr>
-          <w:rFonts w:ascii="Courier New" w:hAnsi="Courier New" w:cs="Courier New"/>
-          <w:highlight w:val="lightGray"/>
-          <w:lang w:val="en-US"/>
-        </w:rPr>
-        <w:t>-...</w:t>
+        <w:t>_env) name@LAPTOP-...</w:t>
       </w:r>
     </w:p>
     <w:p>
@@ -802,23 +645,28 @@
           <w:b/>
           <w:bCs/>
         </w:rPr>
-        <w:t xml:space="preserve"> Шаг 5. Установить </w:t>
-      </w:r>
-      <w:proofErr w:type="spellStart"/>
-      <w:r>
-        <w:rPr>
-          <w:b/>
-          <w:bCs/>
-        </w:rPr>
-        <w:t>TensorFlow</w:t>
-      </w:r>
-      <w:proofErr w:type="spellEnd"/>
-      <w:r>
-        <w:rPr>
-          <w:b/>
-          <w:bCs/>
-        </w:rPr>
-        <w:t xml:space="preserve"> (GPU уже встроен)</w:t>
+        <w:t xml:space="preserve"> Шаг 5. Установить TensorFlow </w:t>
+      </w:r>
+      <w:r>
+        <w:rPr>
+          <w:b/>
+          <w:bCs/>
+        </w:rPr>
+        <w:t>2.11+</w:t>
+      </w:r>
+      <w:r>
+        <w:rPr>
+          <w:b/>
+          <w:bCs/>
+        </w:rPr>
+        <w:t xml:space="preserve"> </w:t>
+      </w:r>
+      <w:r>
+        <w:rPr>
+          <w:b/>
+          <w:bCs/>
+        </w:rPr>
+        <w:t>(GPU уже встроен)</w:t>
       </w:r>
     </w:p>
     <w:p>
@@ -851,18 +699,8 @@
           <w:highlight w:val="lightGray"/>
           <w:lang w:val="en-US"/>
         </w:rPr>
-        <w:t xml:space="preserve">pip install </w:t>
-      </w:r>
-      <w:proofErr w:type="spellStart"/>
-      <w:r>
-        <w:rPr>
-          <w:rFonts w:ascii="Courier New" w:hAnsi="Courier New" w:cs="Courier New"/>
-          <w:highlight w:val="lightGray"/>
-          <w:lang w:val="en-US"/>
-        </w:rPr>
-        <w:t>tensorflow</w:t>
-      </w:r>
-      <w:proofErr w:type="spellEnd"/>
+        <w:t>pip install tensorflow</w:t>
+      </w:r>
     </w:p>
     <w:p>
       <w:r>
@@ -873,17 +711,8 @@
           <w:b/>
           <w:bCs/>
         </w:rPr>
-        <w:t xml:space="preserve">не нужно отдельно ставить CUDA </w:t>
-      </w:r>
-      <w:proofErr w:type="spellStart"/>
-      <w:r>
-        <w:rPr>
-          <w:b/>
-          <w:bCs/>
-        </w:rPr>
-        <w:t>Toolkit</w:t>
-      </w:r>
-      <w:proofErr w:type="spellEnd"/>
+        <w:t>не нужно отдельно ставить CUDA Toolkit</w:t>
+      </w:r>
       <w:r>
         <w:t xml:space="preserve"> — драйвер уже передаёт CUDA из Windows.</w:t>
       </w:r>
@@ -909,203 +738,178 @@
           <w:b/>
           <w:bCs/>
         </w:rPr>
-        <w:t xml:space="preserve"> Шаг 6. Проверка GPU в </w:t>
-      </w:r>
-      <w:proofErr w:type="spellStart"/>
-      <w:r>
-        <w:rPr>
-          <w:b/>
-          <w:bCs/>
-        </w:rPr>
-        <w:t>TensorFlow</w:t>
-      </w:r>
-      <w:proofErr w:type="spellEnd"/>
-      <w:r>
-        <w:rPr>
-          <w:b/>
-          <w:bCs/>
+        <w:t xml:space="preserve"> Шаг 6. Проверка GPU в TensorFlow</w:t>
+      </w:r>
+    </w:p>
+    <w:p>
+      <w:pPr>
+        <w:rPr>
+          <w:rFonts w:cstheme="minorHAnsi"/>
+        </w:rPr>
+      </w:pPr>
+      <w:r>
+        <w:rPr>
+          <w:rFonts w:cstheme="minorHAnsi"/>
+        </w:rPr>
+        <w:t xml:space="preserve">Запусти </w:t>
+      </w:r>
+      <w:r>
+        <w:rPr>
+          <w:rFonts w:cstheme="minorHAnsi"/>
+          <w:lang w:val="en-US"/>
+        </w:rPr>
+        <w:t>Python</w:t>
+      </w:r>
+      <w:r>
+        <w:rPr>
+          <w:rFonts w:cstheme="minorHAnsi"/>
         </w:rPr>
         <w:t xml:space="preserve"> </w:t>
       </w:r>
       <w:r>
-        <w:t>(не делал)</w:t>
-      </w:r>
-    </w:p>
-    <w:p>
-      <w:pPr>
-        <w:rPr>
-          <w:rFonts w:cstheme="minorHAnsi"/>
-        </w:rPr>
-      </w:pPr>
-      <w:r>
-        <w:rPr>
-          <w:rFonts w:cstheme="minorHAnsi"/>
-        </w:rPr>
-        <w:t xml:space="preserve">Запусти </w:t>
-      </w:r>
-      <w:r>
-        <w:rPr>
-          <w:rFonts w:cstheme="minorHAnsi"/>
-          <w:lang w:val="en-US"/>
-        </w:rPr>
-        <w:t>Python</w:t>
-      </w:r>
-      <w:r>
-        <w:rPr>
-          <w:rFonts w:cstheme="minorHAnsi"/>
+        <w:rPr>
+          <w:rFonts w:cstheme="minorHAnsi"/>
+        </w:rPr>
+        <w:t xml:space="preserve">внутри </w:t>
+      </w:r>
+      <w:r>
+        <w:rPr>
+          <w:rFonts w:cstheme="minorHAnsi"/>
+          <w:lang w:val="en-US"/>
+        </w:rPr>
+        <w:t>Ubuntu</w:t>
+      </w:r>
+      <w:r>
+        <w:rPr>
+          <w:rFonts w:cstheme="minorHAnsi"/>
+        </w:rPr>
+        <w:t>:</w:t>
+      </w:r>
+    </w:p>
+    <w:p>
+      <w:pPr>
+        <w:rPr>
+          <w:rFonts w:ascii="Courier New" w:hAnsi="Courier New" w:cs="Courier New"/>
+          <w:highlight w:val="lightGray"/>
+        </w:rPr>
+      </w:pPr>
+      <w:r>
+        <w:rPr>
+          <w:rFonts w:ascii="Courier New" w:hAnsi="Courier New" w:cs="Courier New"/>
+          <w:highlight w:val="lightGray"/>
+          <w:lang w:val="en-US"/>
+        </w:rPr>
+        <w:t>python</w:t>
+      </w:r>
+    </w:p>
+    <w:p>
+      <w:pPr>
+        <w:rPr>
+          <w:rFonts w:cstheme="minorHAnsi"/>
+        </w:rPr>
+      </w:pPr>
+      <w:r>
+        <w:rPr>
+          <w:rFonts w:cstheme="minorHAnsi"/>
+        </w:rPr>
+        <w:t>И внутри:</w:t>
+      </w:r>
+    </w:p>
+    <w:p>
+      <w:pPr>
+        <w:rPr>
+          <w:rFonts w:ascii="Courier New" w:hAnsi="Courier New" w:cs="Courier New"/>
+          <w:lang w:val="en-US"/>
+        </w:rPr>
+      </w:pPr>
+      <w:r>
+        <w:rPr>
+          <w:rFonts w:ascii="Courier New" w:hAnsi="Courier New" w:cs="Courier New"/>
+          <w:lang w:val="en-US"/>
+        </w:rPr>
+        <w:t>import tensorflow as tf</w:t>
+      </w:r>
+    </w:p>
+    <w:p>
+      <w:pPr>
+        <w:rPr>
+          <w:rFonts w:ascii="Courier New" w:hAnsi="Courier New" w:cs="Courier New"/>
+          <w:lang w:val="en-US"/>
+        </w:rPr>
+      </w:pPr>
+      <w:proofErr w:type="gramStart"/>
+      <w:r>
+        <w:rPr>
+          <w:rFonts w:ascii="Courier New" w:hAnsi="Courier New" w:cs="Courier New"/>
+          <w:lang w:val="en-US"/>
+        </w:rPr>
+        <w:t>print(</w:t>
+      </w:r>
+      <w:proofErr w:type="gramEnd"/>
+      <w:r>
+        <w:rPr>
+          <w:rFonts w:ascii="Courier New" w:hAnsi="Courier New" w:cs="Courier New"/>
+          <w:lang w:val="en-US"/>
+        </w:rPr>
+        <w:t>"TensorFlow version:", tf.__version__)</w:t>
+      </w:r>
+    </w:p>
+    <w:p>
+      <w:pPr>
+        <w:rPr>
+          <w:rFonts w:ascii="Courier New" w:hAnsi="Courier New" w:cs="Courier New"/>
+          <w:lang w:val="en-US"/>
+        </w:rPr>
+      </w:pPr>
+      <w:proofErr w:type="gramStart"/>
+      <w:r>
+        <w:rPr>
+          <w:rFonts w:ascii="Courier New" w:hAnsi="Courier New" w:cs="Courier New"/>
+          <w:lang w:val="en-US"/>
+        </w:rPr>
+        <w:t>print(</w:t>
+      </w:r>
+      <w:proofErr w:type="gramEnd"/>
+      <w:r>
+        <w:rPr>
+          <w:rFonts w:ascii="Courier New" w:hAnsi="Courier New" w:cs="Courier New"/>
+          <w:lang w:val="en-US"/>
+        </w:rPr>
+        <w:t>"GPUs detected:", tf.config.list_physical_devices('GPU'))</w:t>
+      </w:r>
+    </w:p>
+    <w:p>
+      <w:pPr>
+        <w:rPr>
+          <w:lang w:val="en-US"/>
+        </w:rPr>
+      </w:pPr>
+      <w:r>
+        <w:t>Должен</w:t>
+      </w:r>
+      <w:r>
+        <w:rPr>
+          <w:lang w:val="en-US"/>
         </w:rPr>
         <w:t xml:space="preserve"> </w:t>
       </w:r>
       <w:r>
-        <w:rPr>
-          <w:rFonts w:cstheme="minorHAnsi"/>
-        </w:rPr>
-        <w:t xml:space="preserve">внутри </w:t>
-      </w:r>
-      <w:r>
-        <w:rPr>
-          <w:rFonts w:cstheme="minorHAnsi"/>
-          <w:lang w:val="en-US"/>
-        </w:rPr>
-        <w:t>Ubuntu</w:t>
-      </w:r>
-      <w:r>
-        <w:rPr>
-          <w:rFonts w:cstheme="minorHAnsi"/>
-        </w:rPr>
-        <w:t>:</w:t>
-      </w:r>
-    </w:p>
-    <w:p>
-      <w:pPr>
-        <w:rPr>
-          <w:rFonts w:ascii="Courier New" w:hAnsi="Courier New" w:cs="Courier New"/>
-          <w:highlight w:val="lightGray"/>
-        </w:rPr>
-      </w:pPr>
-      <w:r>
-        <w:rPr>
-          <w:rFonts w:ascii="Courier New" w:hAnsi="Courier New" w:cs="Courier New"/>
-          <w:highlight w:val="lightGray"/>
-          <w:lang w:val="en-US"/>
-        </w:rPr>
-        <w:t>python</w:t>
-      </w:r>
-    </w:p>
-    <w:p>
-      <w:pPr>
-        <w:rPr>
-          <w:rFonts w:cstheme="minorHAnsi"/>
-        </w:rPr>
-      </w:pPr>
-      <w:r>
-        <w:rPr>
-          <w:rFonts w:cstheme="minorHAnsi"/>
-        </w:rPr>
-        <w:t>И внутри:</w:t>
-      </w:r>
-    </w:p>
-    <w:p>
-      <w:pPr>
-        <w:rPr>
-          <w:rFonts w:ascii="Courier New" w:hAnsi="Courier New" w:cs="Courier New"/>
-          <w:highlight w:val="lightGray"/>
-          <w:lang w:val="en-US"/>
-        </w:rPr>
-      </w:pPr>
-      <w:r>
-        <w:rPr>
-          <w:rFonts w:ascii="Courier New" w:hAnsi="Courier New" w:cs="Courier New"/>
-          <w:highlight w:val="lightGray"/>
-          <w:lang w:val="en-US"/>
-        </w:rPr>
-        <w:t xml:space="preserve">import </w:t>
-      </w:r>
-      <w:proofErr w:type="spellStart"/>
-      <w:r>
-        <w:rPr>
-          <w:rFonts w:ascii="Courier New" w:hAnsi="Courier New" w:cs="Courier New"/>
-          <w:highlight w:val="lightGray"/>
-          <w:lang w:val="en-US"/>
-        </w:rPr>
-        <w:t>tensorflow</w:t>
-      </w:r>
-      <w:proofErr w:type="spellEnd"/>
-      <w:r>
-        <w:rPr>
-          <w:rFonts w:ascii="Courier New" w:hAnsi="Courier New" w:cs="Courier New"/>
-          <w:highlight w:val="lightGray"/>
-          <w:lang w:val="en-US"/>
-        </w:rPr>
-        <w:t xml:space="preserve"> as </w:t>
-      </w:r>
-      <w:proofErr w:type="spellStart"/>
-      <w:r>
-        <w:rPr>
-          <w:rFonts w:ascii="Courier New" w:hAnsi="Courier New" w:cs="Courier New"/>
-          <w:highlight w:val="lightGray"/>
-          <w:lang w:val="en-US"/>
-        </w:rPr>
-        <w:t>tf</w:t>
-      </w:r>
-      <w:proofErr w:type="spellEnd"/>
-    </w:p>
-    <w:p>
-      <w:pPr>
-        <w:rPr>
-          <w:rFonts w:ascii="Courier New" w:hAnsi="Courier New" w:cs="Courier New"/>
-          <w:highlight w:val="lightGray"/>
-          <w:lang w:val="en-US"/>
-        </w:rPr>
-      </w:pPr>
-      <w:r>
-        <w:rPr>
-          <w:rFonts w:ascii="Courier New" w:hAnsi="Courier New" w:cs="Courier New"/>
-          <w:highlight w:val="lightGray"/>
-          <w:lang w:val="en-US"/>
-        </w:rPr>
-        <w:t>print(</w:t>
-      </w:r>
-      <w:proofErr w:type="spellStart"/>
-      <w:r>
-        <w:rPr>
-          <w:rFonts w:ascii="Courier New" w:hAnsi="Courier New" w:cs="Courier New"/>
-          <w:highlight w:val="lightGray"/>
-          <w:lang w:val="en-US"/>
-        </w:rPr>
-        <w:t>tf.</w:t>
-      </w:r>
-      <w:proofErr w:type="gramStart"/>
-      <w:r>
-        <w:rPr>
-          <w:rFonts w:ascii="Courier New" w:hAnsi="Courier New" w:cs="Courier New"/>
-          <w:highlight w:val="lightGray"/>
-          <w:lang w:val="en-US"/>
-        </w:rPr>
-        <w:t>config.list</w:t>
-      </w:r>
-      <w:proofErr w:type="gramEnd"/>
-      <w:r>
-        <w:rPr>
-          <w:rFonts w:ascii="Courier New" w:hAnsi="Courier New" w:cs="Courier New"/>
-          <w:highlight w:val="lightGray"/>
-          <w:lang w:val="en-US"/>
-        </w:rPr>
-        <w:t>_physical_devices</w:t>
-      </w:r>
-      <w:proofErr w:type="spellEnd"/>
-      <w:r>
-        <w:rPr>
-          <w:rFonts w:ascii="Courier New" w:hAnsi="Courier New" w:cs="Courier New"/>
-          <w:highlight w:val="lightGray"/>
-          <w:lang w:val="en-US"/>
-        </w:rPr>
-        <w:t>('GPU'))</w:t>
-      </w:r>
-    </w:p>
-    <w:p>
-      <w:r>
-        <w:t>Должен появиться список GPU.</w:t>
+        <w:t>появиться</w:t>
+      </w:r>
+      <w:r>
+        <w:rPr>
+          <w:lang w:val="en-US"/>
+        </w:rPr>
+        <w:t xml:space="preserve"> </w:t>
+      </w:r>
+      <w:r>
+        <w:t>список</w:t>
+      </w:r>
+      <w:r>
+        <w:rPr>
+          <w:lang w:val="en-US"/>
+        </w:rPr>
+        <w:t xml:space="preserve"> GPU.</w:t>
       </w:r>
     </w:p>
     <w:p>
@@ -1137,230 +941,157 @@
         </w:rPr>
         <w:t xml:space="preserve"> Добавить Виртуальное окружение в </w:t>
       </w:r>
-      <w:proofErr w:type="spellStart"/>
-      <w:r>
-        <w:rPr>
-          <w:b/>
-          <w:bCs/>
+      <w:r>
+        <w:rPr>
+          <w:b/>
+          <w:bCs/>
+        </w:rPr>
+        <w:t>Jupyter Notebook</w:t>
+      </w:r>
+      <w:r>
+        <w:rPr>
+          <w:b/>
+          <w:bCs/>
+        </w:rPr>
+        <w:t xml:space="preserve"> (не обязательно)</w:t>
+      </w:r>
+      <w:r>
+        <w:rPr>
+          <w:b/>
+          <w:bCs/>
+        </w:rPr>
+        <w:br/>
+      </w:r>
+      <w:r>
+        <w:t>В</w:t>
+      </w:r>
+      <w:r>
+        <w:t xml:space="preserve"> PowerShell</w:t>
+      </w:r>
+      <w:r>
+        <w:t xml:space="preserve"> </w:t>
+      </w:r>
+      <w:r>
+        <w:t xml:space="preserve">в </w:t>
+      </w:r>
+      <w:r>
+        <w:rPr>
+          <w:lang w:val="en-US"/>
+        </w:rPr>
+        <w:t>wsl</w:t>
+      </w:r>
+      <w:r>
+        <w:t>:</w:t>
+      </w:r>
+    </w:p>
+    <w:p>
+      <w:r>
+        <w:t>Активируй окружение и ставим ядро:</w:t>
+      </w:r>
+    </w:p>
+    <w:p>
+      <w:pPr>
+        <w:rPr>
+          <w:rFonts w:ascii="Courier New" w:hAnsi="Courier New" w:cs="Courier New"/>
+          <w:highlight w:val="lightGray"/>
+          <w:lang w:val="en-US"/>
+        </w:rPr>
+      </w:pPr>
+      <w:r>
+        <w:rPr>
+          <w:rFonts w:ascii="Courier New" w:hAnsi="Courier New" w:cs="Courier New"/>
+          <w:highlight w:val="lightGray"/>
+          <w:lang w:val="en-US"/>
+        </w:rPr>
+        <w:t>source tf_env/bin/activate</w:t>
+      </w:r>
+    </w:p>
+    <w:p>
+      <w:pPr>
+        <w:rPr>
+          <w:rFonts w:ascii="Courier New" w:hAnsi="Courier New" w:cs="Courier New"/>
+          <w:highlight w:val="lightGray"/>
+          <w:lang w:val="en-US"/>
+        </w:rPr>
+      </w:pPr>
+      <w:r>
+        <w:rPr>
+          <w:rFonts w:ascii="Courier New" w:hAnsi="Courier New" w:cs="Courier New"/>
+          <w:highlight w:val="lightGray"/>
+          <w:lang w:val="en-US"/>
+        </w:rPr>
+        <w:t>pip install ipykernel</w:t>
+      </w:r>
+    </w:p>
+    <w:p>
+      <w:r>
+        <w:t xml:space="preserve">Добавить окружение в </w:t>
+      </w:r>
+      <w:r>
+        <w:rPr>
+          <w:lang w:val="en-US"/>
         </w:rPr>
         <w:t>Jupyter</w:t>
       </w:r>
-      <w:proofErr w:type="spellEnd"/>
-      <w:r>
-        <w:rPr>
-          <w:b/>
-          <w:bCs/>
-        </w:rPr>
-        <w:t xml:space="preserve"> </w:t>
-      </w:r>
-      <w:proofErr w:type="spellStart"/>
-      <w:r>
-        <w:rPr>
-          <w:b/>
-          <w:bCs/>
-        </w:rPr>
-        <w:t>Notebook</w:t>
-      </w:r>
-      <w:proofErr w:type="spellEnd"/>
-      <w:r>
-        <w:rPr>
-          <w:b/>
-          <w:bCs/>
-        </w:rPr>
-        <w:t xml:space="preserve"> (не обязательно)</w:t>
-      </w:r>
-      <w:r>
-        <w:rPr>
-          <w:b/>
-          <w:bCs/>
-        </w:rPr>
-        <w:br/>
-      </w:r>
-      <w:r>
-        <w:t xml:space="preserve">В </w:t>
-      </w:r>
-      <w:proofErr w:type="spellStart"/>
-      <w:r>
-        <w:t>В</w:t>
-      </w:r>
-      <w:proofErr w:type="spellEnd"/>
-      <w:r>
-        <w:t xml:space="preserve"> </w:t>
-      </w:r>
-      <w:proofErr w:type="spellStart"/>
-      <w:r>
-        <w:t>PowerShell</w:t>
-      </w:r>
-      <w:proofErr w:type="spellEnd"/>
-      <w:r>
-        <w:t xml:space="preserve"> </w:t>
-      </w:r>
-      <w:r>
-        <w:t xml:space="preserve">в </w:t>
-      </w:r>
-      <w:proofErr w:type="spellStart"/>
-      <w:r>
-        <w:rPr>
-          <w:lang w:val="en-US"/>
-        </w:rPr>
-        <w:t>Ubutu</w:t>
-      </w:r>
-      <w:proofErr w:type="spellEnd"/>
-      <w:r>
-        <w:t>:</w:t>
-      </w:r>
-    </w:p>
-    <w:p>
-      <w:r>
-        <w:t>Активируй окружение и ставим ядро:</w:t>
-      </w:r>
-    </w:p>
-    <w:p>
-      <w:pPr>
-        <w:rPr>
-          <w:rFonts w:ascii="Courier New" w:hAnsi="Courier New" w:cs="Courier New"/>
-          <w:highlight w:val="lightGray"/>
-          <w:lang w:val="en-US"/>
-        </w:rPr>
-      </w:pPr>
-      <w:r>
-        <w:rPr>
-          <w:rFonts w:ascii="Courier New" w:hAnsi="Courier New" w:cs="Courier New"/>
-          <w:highlight w:val="lightGray"/>
-          <w:lang w:val="en-US"/>
-        </w:rPr>
-        <w:t xml:space="preserve">source </w:t>
-      </w:r>
-      <w:proofErr w:type="spellStart"/>
-      <w:r>
-        <w:rPr>
-          <w:rFonts w:ascii="Courier New" w:hAnsi="Courier New" w:cs="Courier New"/>
-          <w:highlight w:val="lightGray"/>
-          <w:lang w:val="en-US"/>
-        </w:rPr>
-        <w:t>tf_env</w:t>
-      </w:r>
-      <w:proofErr w:type="spellEnd"/>
-      <w:r>
-        <w:rPr>
-          <w:rFonts w:ascii="Courier New" w:hAnsi="Courier New" w:cs="Courier New"/>
-          <w:highlight w:val="lightGray"/>
-          <w:lang w:val="en-US"/>
-        </w:rPr>
-        <w:t>/bin/activate</w:t>
-      </w:r>
-    </w:p>
-    <w:p>
-      <w:pPr>
-        <w:rPr>
-          <w:rFonts w:ascii="Courier New" w:hAnsi="Courier New" w:cs="Courier New"/>
-          <w:highlight w:val="lightGray"/>
-          <w:lang w:val="en-US"/>
-        </w:rPr>
-      </w:pPr>
-      <w:r>
-        <w:rPr>
-          <w:rFonts w:ascii="Courier New" w:hAnsi="Courier New" w:cs="Courier New"/>
-          <w:highlight w:val="lightGray"/>
-          <w:lang w:val="en-US"/>
-        </w:rPr>
-        <w:t xml:space="preserve">pip install </w:t>
-      </w:r>
-      <w:proofErr w:type="spellStart"/>
-      <w:r>
-        <w:rPr>
-          <w:rFonts w:ascii="Courier New" w:hAnsi="Courier New" w:cs="Courier New"/>
-          <w:highlight w:val="lightGray"/>
-          <w:lang w:val="en-US"/>
-        </w:rPr>
-        <w:t>ipykernel</w:t>
-      </w:r>
-      <w:proofErr w:type="spellEnd"/>
-    </w:p>
-    <w:p>
-      <w:r>
-        <w:t xml:space="preserve">Добавить окружение в </w:t>
-      </w:r>
-      <w:proofErr w:type="spellStart"/>
+      <w:r>
+        <w:t xml:space="preserve"> как новое ядро</w:t>
+      </w:r>
+    </w:p>
+    <w:p>
+      <w:pPr>
+        <w:rPr>
+          <w:rFonts w:ascii="Courier New" w:hAnsi="Courier New" w:cs="Courier New"/>
+          <w:lang w:val="en-US"/>
+        </w:rPr>
+      </w:pPr>
+      <w:r>
+        <w:rPr>
+          <w:rFonts w:ascii="Courier New" w:hAnsi="Courier New" w:cs="Courier New"/>
+          <w:highlight w:val="lightGray"/>
+          <w:lang w:val="en-US"/>
+        </w:rPr>
+        <w:t>python -m ipykernel install --user --name=tf_env --display-name "Python (tf_env)"</w:t>
+      </w:r>
+    </w:p>
+    <w:p>
+      <w:r>
+        <w:t>--</w:t>
+      </w:r>
+      <w:r>
+        <w:rPr>
+          <w:lang w:val="en-US"/>
+        </w:rPr>
+        <w:t>name</w:t>
+      </w:r>
+      <w:r>
+        <w:t>=</w:t>
+      </w:r>
+      <w:r>
+        <w:rPr>
+          <w:lang w:val="en-US"/>
+        </w:rPr>
+        <w:t>tf</w:t>
+      </w:r>
+      <w:r>
+        <w:t>_</w:t>
+      </w:r>
+      <w:r>
+        <w:rPr>
+          <w:lang w:val="en-US"/>
+        </w:rPr>
+        <w:t>env</w:t>
+      </w:r>
+      <w:r>
+        <w:t xml:space="preserve"> — имя ядра в системе (для </w:t>
+      </w:r>
       <w:r>
         <w:rPr>
           <w:lang w:val="en-US"/>
         </w:rPr>
         <w:t>Jupyter</w:t>
       </w:r>
-      <w:proofErr w:type="spellEnd"/>
-      <w:r>
-        <w:t xml:space="preserve"> как новое ядро</w:t>
-      </w:r>
-    </w:p>
-    <w:p>
-      <w:pPr>
-        <w:rPr>
-          <w:rFonts w:ascii="Courier New" w:hAnsi="Courier New" w:cs="Courier New"/>
-          <w:lang w:val="en-US"/>
-        </w:rPr>
-      </w:pPr>
-      <w:r>
-        <w:rPr>
-          <w:rFonts w:ascii="Courier New" w:hAnsi="Courier New" w:cs="Courier New"/>
-          <w:highlight w:val="lightGray"/>
-          <w:lang w:val="en-US"/>
-        </w:rPr>
-        <w:t xml:space="preserve">python -m </w:t>
-      </w:r>
-      <w:proofErr w:type="spellStart"/>
-      <w:r>
-        <w:rPr>
-          <w:rFonts w:ascii="Courier New" w:hAnsi="Courier New" w:cs="Courier New"/>
-          <w:highlight w:val="lightGray"/>
-          <w:lang w:val="en-US"/>
-        </w:rPr>
-        <w:t>ipykernel</w:t>
-      </w:r>
-      <w:proofErr w:type="spellEnd"/>
-      <w:r>
-        <w:rPr>
-          <w:rFonts w:ascii="Courier New" w:hAnsi="Courier New" w:cs="Courier New"/>
-          <w:highlight w:val="lightGray"/>
-          <w:lang w:val="en-US"/>
-        </w:rPr>
-        <w:t xml:space="preserve"> install --user --name=</w:t>
-      </w:r>
-      <w:proofErr w:type="spellStart"/>
-      <w:r>
-        <w:rPr>
-          <w:rFonts w:ascii="Courier New" w:hAnsi="Courier New" w:cs="Courier New"/>
-          <w:highlight w:val="lightGray"/>
-          <w:lang w:val="en-US"/>
-        </w:rPr>
-        <w:t>tf_env</w:t>
-      </w:r>
-      <w:proofErr w:type="spellEnd"/>
-      <w:r>
-        <w:rPr>
-          <w:rFonts w:ascii="Courier New" w:hAnsi="Courier New" w:cs="Courier New"/>
-          <w:highlight w:val="lightGray"/>
-          <w:lang w:val="en-US"/>
-        </w:rPr>
-        <w:t xml:space="preserve"> --display-name "Python (</w:t>
-      </w:r>
-      <w:proofErr w:type="spellStart"/>
-      <w:r>
-        <w:rPr>
-          <w:rFonts w:ascii="Courier New" w:hAnsi="Courier New" w:cs="Courier New"/>
-          <w:highlight w:val="lightGray"/>
-          <w:lang w:val="en-US"/>
-        </w:rPr>
-        <w:t>tf_env</w:t>
-      </w:r>
-      <w:proofErr w:type="spellEnd"/>
-      <w:r>
-        <w:rPr>
-          <w:rFonts w:ascii="Courier New" w:hAnsi="Courier New" w:cs="Courier New"/>
-          <w:highlight w:val="lightGray"/>
-          <w:lang w:val="en-US"/>
-        </w:rPr>
-        <w:t>)"</w:t>
+      <w:r>
+        <w:t>).</w:t>
       </w:r>
     </w:p>
     <w:p>
@@ -1371,19 +1102,35 @@
         <w:rPr>
           <w:lang w:val="en-US"/>
         </w:rPr>
+        <w:t>display</w:t>
+      </w:r>
+      <w:r>
+        <w:t>-</w:t>
+      </w:r>
+      <w:r>
+        <w:rPr>
+          <w:lang w:val="en-US"/>
+        </w:rPr>
         <w:t>name</w:t>
       </w:r>
       <w:r>
-        <w:t>=</w:t>
-      </w:r>
-      <w:proofErr w:type="spellStart"/>
+        <w:t xml:space="preserve"> "</w:t>
+      </w:r>
+      <w:r>
+        <w:rPr>
+          <w:lang w:val="en-US"/>
+        </w:rPr>
+        <w:t>Python</w:t>
+      </w:r>
+      <w:r>
+        <w:t xml:space="preserve"> (</w:t>
+      </w:r>
       <w:r>
         <w:rPr>
           <w:lang w:val="en-US"/>
         </w:rPr>
         <w:t>tf</w:t>
       </w:r>
-      <w:proofErr w:type="spellEnd"/>
       <w:r>
         <w:t>_</w:t>
       </w:r>
@@ -1394,79 +1141,14 @@
         <w:t>env</w:t>
       </w:r>
       <w:r>
-        <w:t xml:space="preserve"> — имя ядра в системе (для </w:t>
-      </w:r>
-      <w:proofErr w:type="spellStart"/>
+        <w:t xml:space="preserve">)" — как ядро будет отображаться в интерфейсе </w:t>
+      </w:r>
       <w:r>
         <w:rPr>
           <w:lang w:val="en-US"/>
         </w:rPr>
         <w:t>Jupyter</w:t>
       </w:r>
-      <w:proofErr w:type="spellEnd"/>
-      <w:r>
-        <w:t>).</w:t>
-      </w:r>
-    </w:p>
-    <w:p>
-      <w:r>
-        <w:t>--</w:t>
-      </w:r>
-      <w:r>
-        <w:rPr>
-          <w:lang w:val="en-US"/>
-        </w:rPr>
-        <w:t>display</w:t>
-      </w:r>
-      <w:r>
-        <w:t>-</w:t>
-      </w:r>
-      <w:r>
-        <w:rPr>
-          <w:lang w:val="en-US"/>
-        </w:rPr>
-        <w:t>name</w:t>
-      </w:r>
-      <w:r>
-        <w:t xml:space="preserve"> "</w:t>
-      </w:r>
-      <w:r>
-        <w:rPr>
-          <w:lang w:val="en-US"/>
-        </w:rPr>
-        <w:t>Python</w:t>
-      </w:r>
-      <w:r>
-        <w:t xml:space="preserve"> (</w:t>
-      </w:r>
-      <w:proofErr w:type="spellStart"/>
-      <w:r>
-        <w:rPr>
-          <w:lang w:val="en-US"/>
-        </w:rPr>
-        <w:t>tf</w:t>
-      </w:r>
-      <w:proofErr w:type="spellEnd"/>
-      <w:r>
-        <w:t>_</w:t>
-      </w:r>
-      <w:r>
-        <w:rPr>
-          <w:lang w:val="en-US"/>
-        </w:rPr>
-        <w:t>env</w:t>
-      </w:r>
-      <w:r>
-        <w:t xml:space="preserve">)" — как ядро будет отображаться в интерфейсе </w:t>
-      </w:r>
-      <w:proofErr w:type="spellStart"/>
-      <w:r>
-        <w:rPr>
-          <w:lang w:val="en-US"/>
-        </w:rPr>
-        <w:t>Jupyter</w:t>
-      </w:r>
-      <w:proofErr w:type="spellEnd"/>
       <w:r>
         <w:t>.</w:t>
       </w:r>
@@ -1494,7 +1176,6 @@
           <w:b/>
           <w:bCs/>
         </w:rPr>
-        <w:lastRenderedPageBreak/>
         <w:t>🚀</w:t>
       </w:r>
       <w:r>
@@ -1516,48 +1197,15 @@
           <w:b/>
           <w:bCs/>
         </w:rPr>
-        <w:t xml:space="preserve">. Запуск </w:t>
-      </w:r>
-      <w:proofErr w:type="spellStart"/>
-      <w:r>
-        <w:rPr>
-          <w:b/>
-          <w:bCs/>
-        </w:rPr>
-        <w:t>Jupyter</w:t>
-      </w:r>
-      <w:proofErr w:type="spellEnd"/>
-      <w:r>
-        <w:rPr>
-          <w:b/>
-          <w:bCs/>
-        </w:rPr>
-        <w:t xml:space="preserve"> </w:t>
-      </w:r>
-      <w:proofErr w:type="spellStart"/>
-      <w:r>
-        <w:rPr>
-          <w:b/>
-          <w:bCs/>
-        </w:rPr>
-        <w:t>Notebook</w:t>
-      </w:r>
-      <w:proofErr w:type="spellEnd"/>
-    </w:p>
-    <w:p>
-      <w:pPr>
-        <w:rPr>
-          <w:lang w:val="en-US"/>
-        </w:rPr>
-      </w:pPr>
-      <w:r>
-        <w:t>В</w:t>
-      </w:r>
-      <w:r>
-        <w:rPr>
-          <w:lang w:val="en-US"/>
-        </w:rPr>
-        <w:t xml:space="preserve"> Ubuntu:</w:t>
+        <w:t>. Запуск Jupyter Notebook</w:t>
+      </w:r>
+    </w:p>
+    <w:p>
+      <w:r>
+        <w:t>Jupyter должен запускаться из активированного tf_env внутри WSL.</w:t>
+      </w:r>
+      <w:r>
+        <w:t>:</w:t>
       </w:r>
     </w:p>
     <w:p>
@@ -1585,41 +1233,13 @@
           <w:lang w:val="en-US"/>
         </w:rPr>
       </w:pPr>
-      <w:proofErr w:type="spellStart"/>
-      <w:r>
-        <w:rPr>
-          <w:rFonts w:ascii="Courier New" w:hAnsi="Courier New" w:cs="Courier New"/>
-          <w:highlight w:val="lightGray"/>
-          <w:lang w:val="en-US"/>
-        </w:rPr>
-        <w:t>jupyter</w:t>
-      </w:r>
-      <w:proofErr w:type="spellEnd"/>
-      <w:r>
-        <w:rPr>
-          <w:rFonts w:ascii="Courier New" w:hAnsi="Courier New" w:cs="Courier New"/>
-          <w:highlight w:val="lightGray"/>
-          <w:lang w:val="en-US"/>
-        </w:rPr>
-        <w:t xml:space="preserve"> notebook --no-browser --</w:t>
-      </w:r>
-      <w:proofErr w:type="spellStart"/>
-      <w:r>
-        <w:rPr>
-          <w:rFonts w:ascii="Courier New" w:hAnsi="Courier New" w:cs="Courier New"/>
-          <w:highlight w:val="lightGray"/>
-          <w:lang w:val="en-US"/>
-        </w:rPr>
-        <w:t>ip</w:t>
-      </w:r>
-      <w:proofErr w:type="spellEnd"/>
-      <w:r>
-        <w:rPr>
-          <w:rFonts w:ascii="Courier New" w:hAnsi="Courier New" w:cs="Courier New"/>
-          <w:highlight w:val="lightGray"/>
-          <w:lang w:val="en-US"/>
-        </w:rPr>
-        <w:t>=0.0.0.0 --port=8888</w:t>
+      <w:r>
+        <w:rPr>
+          <w:rFonts w:ascii="Courier New" w:hAnsi="Courier New" w:cs="Courier New"/>
+          <w:highlight w:val="lightGray"/>
+          <w:lang w:val="en-US"/>
+        </w:rPr>
+        <w:t>jupyter notebook --no-browser --ip=0.0.0.0 --port=8888</w:t>
       </w:r>
     </w:p>
     <w:p>
@@ -1712,14 +1332,12 @@
       <w:r>
         <w:t xml:space="preserve"> (</w:t>
       </w:r>
-      <w:proofErr w:type="spellStart"/>
       <w:r>
         <w:rPr>
           <w:lang w:val="en-US"/>
         </w:rPr>
         <w:t>tf</w:t>
       </w:r>
-      <w:proofErr w:type="spellEnd"/>
       <w:r>
         <w:t>_</w:t>
       </w:r>
@@ -1804,370 +1422,440 @@
         <w:t>м</w:t>
       </w:r>
       <w:r>
+        <w:t xml:space="preserve"> PowerShell</w:t>
+      </w:r>
+      <w:r>
         <w:t xml:space="preserve"> </w:t>
       </w:r>
-      <w:proofErr w:type="spellStart"/>
-      <w:r>
-        <w:t>PowerShell</w:t>
-      </w:r>
-      <w:proofErr w:type="spellEnd"/>
+      <w:r>
+        <w:t>от имени администратора</w:t>
+      </w:r>
+    </w:p>
+    <w:p>
+      <w:r>
+        <w:t>должно</w:t>
+      </w:r>
       <w:r>
         <w:t xml:space="preserve"> </w:t>
       </w:r>
       <w:r>
-        <w:t>от имени администратора</w:t>
-      </w:r>
-    </w:p>
-    <w:p>
-      <w:pPr>
-        <w:rPr>
-          <w:lang w:val="en-US"/>
-        </w:rPr>
-      </w:pPr>
-      <w:r>
-        <w:t>должно</w:t>
-      </w:r>
-      <w:r>
-        <w:rPr>
-          <w:lang w:val="en-US"/>
-        </w:rPr>
+        <w:t>быть</w:t>
+      </w:r>
+      <w:r>
+        <w:t>:</w:t>
+      </w:r>
+      <w:r>
+        <w:br/>
+      </w:r>
+      <w:r>
+        <w:rPr>
+          <w:lang w:val="en-US"/>
+        </w:rPr>
+        <w:t>PS</w:t>
+      </w:r>
+      <w:r>
         <w:t xml:space="preserve"> </w:t>
       </w:r>
       <w:r>
-        <w:t>быть</w:t>
-      </w:r>
-      <w:r>
-        <w:rPr>
+        <w:rPr>
+          <w:lang w:val="en-US"/>
+        </w:rPr>
+        <w:t>C</w:t>
+      </w:r>
+      <w:r>
+        <w:t>:\</w:t>
+      </w:r>
+      <w:r>
+        <w:rPr>
+          <w:lang w:val="en-US"/>
+        </w:rPr>
+        <w:t>WINDOWS</w:t>
+      </w:r>
+      <w:r>
+        <w:t>\</w:t>
+      </w:r>
+      <w:r>
+        <w:rPr>
+          <w:lang w:val="en-US"/>
+        </w:rPr>
+        <w:t>system</w:t>
+      </w:r>
+      <w:r>
+        <w:t>32&gt;</w:t>
+      </w:r>
+    </w:p>
+    <w:p>
+      <w:pPr>
+        <w:spacing w:before="240"/>
+      </w:pPr>
+      <w:r>
+        <w:t>2. Запускае</w:t>
+      </w:r>
+      <w:r>
+        <w:t>м</w:t>
+      </w:r>
+      <w:r>
+        <w:t xml:space="preserve"> WSL:</w:t>
+      </w:r>
+    </w:p>
+    <w:p>
+      <w:pPr>
+        <w:rPr>
+          <w:rFonts w:ascii="Courier New" w:hAnsi="Courier New" w:cs="Courier New"/>
+          <w:highlight w:val="lightGray"/>
+        </w:rPr>
+      </w:pPr>
+      <w:r>
+        <w:rPr>
+          <w:rFonts w:ascii="Courier New" w:hAnsi="Courier New" w:cs="Courier New"/>
+          <w:highlight w:val="lightGray"/>
+        </w:rPr>
+        <w:t>wsl</w:t>
+      </w:r>
+    </w:p>
+    <w:p>
+      <w:pPr>
+        <w:spacing w:before="240"/>
+      </w:pPr>
+      <w:r>
+        <w:t>3. Активируе</w:t>
+      </w:r>
+      <w:r>
+        <w:t>м</w:t>
+      </w:r>
+      <w:r>
+        <w:t xml:space="preserve"> виртуальное окружение с TensorFlow GPU:</w:t>
+      </w:r>
+    </w:p>
+    <w:p>
+      <w:pPr>
+        <w:rPr>
+          <w:rFonts w:ascii="Courier New" w:hAnsi="Courier New" w:cs="Courier New"/>
+          <w:highlight w:val="lightGray"/>
+        </w:rPr>
+      </w:pPr>
+      <w:r>
+        <w:rPr>
+          <w:rFonts w:ascii="Courier New" w:hAnsi="Courier New" w:cs="Courier New"/>
+          <w:highlight w:val="lightGray"/>
+          <w:lang w:val="en-US"/>
+        </w:rPr>
+        <w:t>source</w:t>
+      </w:r>
+      <w:r>
+        <w:rPr>
+          <w:rFonts w:ascii="Courier New" w:hAnsi="Courier New" w:cs="Courier New"/>
+          <w:highlight w:val="lightGray"/>
+        </w:rPr>
+        <w:t xml:space="preserve"> </w:t>
+      </w:r>
+      <w:r>
+        <w:rPr>
+          <w:rFonts w:ascii="Courier New" w:hAnsi="Courier New" w:cs="Courier New"/>
+          <w:highlight w:val="lightGray"/>
+          <w:lang w:val="en-US"/>
+        </w:rPr>
+        <w:t>tf</w:t>
+      </w:r>
+      <w:r>
+        <w:rPr>
+          <w:rFonts w:ascii="Courier New" w:hAnsi="Courier New" w:cs="Courier New"/>
+          <w:highlight w:val="lightGray"/>
+        </w:rPr>
+        <w:t>_</w:t>
+      </w:r>
+      <w:r>
+        <w:rPr>
+          <w:rFonts w:ascii="Courier New" w:hAnsi="Courier New" w:cs="Courier New"/>
+          <w:highlight w:val="lightGray"/>
+          <w:lang w:val="en-US"/>
+        </w:rPr>
+        <w:t>env</w:t>
+      </w:r>
+      <w:r>
+        <w:rPr>
+          <w:rFonts w:ascii="Courier New" w:hAnsi="Courier New" w:cs="Courier New"/>
+          <w:highlight w:val="lightGray"/>
+        </w:rPr>
+        <w:t>/</w:t>
+      </w:r>
+      <w:r>
+        <w:rPr>
+          <w:rFonts w:ascii="Courier New" w:hAnsi="Courier New" w:cs="Courier New"/>
+          <w:highlight w:val="lightGray"/>
+          <w:lang w:val="en-US"/>
+        </w:rPr>
+        <w:t>bin</w:t>
+      </w:r>
+      <w:r>
+        <w:rPr>
+          <w:rFonts w:ascii="Courier New" w:hAnsi="Courier New" w:cs="Courier New"/>
+          <w:highlight w:val="lightGray"/>
+        </w:rPr>
+        <w:t>/</w:t>
+      </w:r>
+      <w:r>
+        <w:rPr>
+          <w:rFonts w:ascii="Courier New" w:hAnsi="Courier New" w:cs="Courier New"/>
+          <w:highlight w:val="lightGray"/>
+          <w:lang w:val="en-US"/>
+        </w:rPr>
+        <w:t>activate</w:t>
+      </w:r>
+    </w:p>
+    <w:p>
+      <w:r>
+        <w:t>tf_env — это имя окружения, может отличаться.</w:t>
+      </w:r>
+    </w:p>
+    <w:p>
+      <w:pPr>
+        <w:spacing w:before="240"/>
+      </w:pPr>
+      <w:r>
+        <w:t>4. Проверяе</w:t>
+      </w:r>
+      <w:r>
+        <w:t>м</w:t>
+      </w:r>
+      <w:r>
+        <w:t xml:space="preserve"> доступность GPU:</w:t>
+      </w:r>
+    </w:p>
+    <w:p>
+      <w:pPr>
+        <w:rPr>
+          <w:rFonts w:ascii="Courier New" w:hAnsi="Courier New" w:cs="Courier New"/>
+          <w:highlight w:val="lightGray"/>
+        </w:rPr>
+      </w:pPr>
+      <w:r>
+        <w:rPr>
+          <w:rFonts w:ascii="Courier New" w:hAnsi="Courier New" w:cs="Courier New"/>
+          <w:highlight w:val="lightGray"/>
+        </w:rPr>
+        <w:t>nvidia-smi</w:t>
+      </w:r>
+    </w:p>
+    <w:p>
+      <w:pPr>
+        <w:spacing w:before="240"/>
+        <w:rPr>
+          <w:rFonts w:cstheme="minorHAnsi"/>
+        </w:rPr>
+      </w:pPr>
+      <w:r>
+        <w:rPr>
+          <w:rFonts w:cstheme="minorHAnsi"/>
+        </w:rPr>
+        <w:t>5. Переходим в папку проекта</w:t>
+      </w:r>
+    </w:p>
+    <w:p>
+      <w:pPr>
+        <w:rPr>
+          <w:rFonts w:cstheme="minorHAnsi"/>
+          <w:highlight w:val="lightGray"/>
+          <w:lang w:val="en-US"/>
+        </w:rPr>
+      </w:pPr>
+      <w:r>
+        <w:rPr>
+          <w:rFonts w:cstheme="minorHAnsi"/>
+        </w:rPr>
+        <w:t>Пример</w:t>
+      </w:r>
+      <w:r>
+        <w:rPr>
+          <w:rFonts w:cstheme="minorHAnsi"/>
           <w:lang w:val="en-US"/>
         </w:rPr>
         <w:t>:</w:t>
       </w:r>
-      <w:r>
-        <w:rPr>
-          <w:lang w:val="en-US"/>
-        </w:rPr>
-        <w:br/>
-      </w:r>
-      <w:r>
-        <w:rPr>
-          <w:lang w:val="en-US"/>
-        </w:rPr>
-        <w:t>PS C:\WINDOWS\system32&gt;</w:t>
+    </w:p>
+    <w:p>
+      <w:pPr>
+        <w:rPr>
+          <w:rFonts w:ascii="Courier New" w:hAnsi="Courier New" w:cs="Courier New"/>
+          <w:lang w:val="en-US"/>
+        </w:rPr>
+      </w:pPr>
+      <w:r>
+        <w:rPr>
+          <w:rFonts w:ascii="Courier New" w:hAnsi="Courier New" w:cs="Courier New"/>
+          <w:highlight w:val="lightGray"/>
+          <w:lang w:val="en-US"/>
+        </w:rPr>
+        <w:t>cd /mnt/c/Users/egor1/Desktop/LearningPortfolioGH</w:t>
       </w:r>
     </w:p>
     <w:p>
       <w:pPr>
         <w:spacing w:before="240"/>
-      </w:pPr>
-      <w:r>
-        <w:t>2. Запускае</w:t>
-      </w:r>
-      <w:r>
+        <w:rPr>
+          <w:rFonts w:cstheme="minorHAnsi"/>
+        </w:rPr>
+      </w:pPr>
+      <w:r>
+        <w:rPr>
+          <w:rFonts w:cstheme="minorHAnsi"/>
+        </w:rPr>
+        <w:t>6</w:t>
+      </w:r>
+      <w:r>
+        <w:rPr>
+          <w:rFonts w:cstheme="minorHAnsi"/>
+        </w:rPr>
+        <w:t xml:space="preserve">. </w:t>
+      </w:r>
+      <w:r>
+        <w:rPr>
+          <w:rFonts w:cstheme="minorHAnsi"/>
+        </w:rPr>
+        <w:t>Запуск ноутбука без открытия браузера в WSL:</w:t>
+      </w:r>
+    </w:p>
+    <w:p>
+      <w:pPr>
+        <w:rPr>
+          <w:rFonts w:ascii="Courier New" w:hAnsi="Courier New" w:cs="Courier New"/>
+          <w:highlight w:val="lightGray"/>
+          <w:lang w:val="en-US"/>
+        </w:rPr>
+      </w:pPr>
+      <w:r>
+        <w:rPr>
+          <w:rFonts w:ascii="Courier New" w:hAnsi="Courier New" w:cs="Courier New"/>
+          <w:highlight w:val="lightGray"/>
+          <w:lang w:val="en-US"/>
+        </w:rPr>
+        <w:t>jupyter notebook --no-browser --port=8888</w:t>
+      </w:r>
+    </w:p>
+    <w:p>
+      <w:pPr>
+        <w:rPr>
+          <w:rFonts w:cstheme="minorHAnsi"/>
+          <w:lang w:val="en-US"/>
+        </w:rPr>
+      </w:pPr>
+      <w:r>
+        <w:rPr>
+          <w:rFonts w:cstheme="minorHAnsi"/>
+          <w:lang w:val="en-US"/>
+        </w:rPr>
+        <w:t>Jupyter выдаст ссылку вроде:</w:t>
+      </w:r>
+    </w:p>
+    <w:p>
+      <w:pPr>
+        <w:rPr>
+          <w:rFonts w:ascii="Courier New" w:hAnsi="Courier New" w:cs="Courier New"/>
+          <w:lang w:val="en-US"/>
+        </w:rPr>
+      </w:pPr>
+      <w:r>
+        <w:rPr>
+          <w:rFonts w:ascii="Courier New" w:hAnsi="Courier New" w:cs="Courier New"/>
+          <w:highlight w:val="lightGray"/>
+          <w:lang w:val="en-US"/>
+        </w:rPr>
+        <w:t>http</w:t>
+      </w:r>
+      <w:r>
+        <w:rPr>
+          <w:rFonts w:ascii="Courier New" w:hAnsi="Courier New" w:cs="Courier New"/>
+          <w:highlight w:val="lightGray"/>
+          <w:lang w:val="en-US"/>
+        </w:rPr>
+        <w:t>://</w:t>
+      </w:r>
+      <w:r>
+        <w:rPr>
+          <w:rFonts w:ascii="Courier New" w:hAnsi="Courier New" w:cs="Courier New"/>
+          <w:highlight w:val="lightGray"/>
+          <w:lang w:val="en-US"/>
+        </w:rPr>
+        <w:t>localhost</w:t>
+      </w:r>
+      <w:r>
+        <w:rPr>
+          <w:rFonts w:ascii="Courier New" w:hAnsi="Courier New" w:cs="Courier New"/>
+          <w:highlight w:val="lightGray"/>
+          <w:lang w:val="en-US"/>
+        </w:rPr>
+        <w:t>:8888/</w:t>
+      </w:r>
+      <w:r>
+        <w:rPr>
+          <w:rFonts w:ascii="Courier New" w:hAnsi="Courier New" w:cs="Courier New"/>
+          <w:highlight w:val="lightGray"/>
+          <w:lang w:val="en-US"/>
+        </w:rPr>
+        <w:t>tree</w:t>
+      </w:r>
+      <w:r>
+        <w:rPr>
+          <w:rFonts w:ascii="Courier New" w:hAnsi="Courier New" w:cs="Courier New"/>
+          <w:highlight w:val="lightGray"/>
+          <w:lang w:val="en-US"/>
+        </w:rPr>
+        <w:t>?</w:t>
+      </w:r>
+      <w:r>
+        <w:rPr>
+          <w:rFonts w:ascii="Courier New" w:hAnsi="Courier New" w:cs="Courier New"/>
+          <w:highlight w:val="lightGray"/>
+          <w:lang w:val="en-US"/>
+        </w:rPr>
+        <w:t>token</w:t>
+      </w:r>
+      <w:r>
+        <w:rPr>
+          <w:rFonts w:ascii="Courier New" w:hAnsi="Courier New" w:cs="Courier New"/>
+          <w:highlight w:val="lightGray"/>
+          <w:lang w:val="en-US"/>
+        </w:rPr>
+        <w:t>=...</w:t>
+      </w:r>
+    </w:p>
+    <w:p>
+      <w:pPr>
+        <w:spacing w:before="240"/>
+        <w:rPr>
+          <w:rFonts w:cstheme="minorHAnsi"/>
+        </w:rPr>
+      </w:pPr>
+      <w:r>
+        <w:rPr>
+          <w:rFonts w:cstheme="minorHAnsi"/>
+        </w:rPr>
+        <w:t>7</w:t>
+      </w:r>
+      <w:r>
+        <w:rPr>
+          <w:rFonts w:cstheme="minorHAnsi"/>
+        </w:rPr>
+        <w:t xml:space="preserve">. </w:t>
+      </w:r>
+      <w:r>
+        <w:rPr>
+          <w:rFonts w:cstheme="minorHAnsi"/>
+        </w:rPr>
+        <w:t>Копируе</w:t>
+      </w:r>
+      <w:r>
+        <w:rPr>
+          <w:rFonts w:cstheme="minorHAnsi"/>
+        </w:rPr>
         <w:t>м</w:t>
       </w:r>
       <w:r>
-        <w:t xml:space="preserve"> WSL:</w:t>
-      </w:r>
-    </w:p>
-    <w:p>
-      <w:pPr>
-        <w:rPr>
-          <w:rFonts w:ascii="Courier New" w:hAnsi="Courier New" w:cs="Courier New"/>
-          <w:highlight w:val="lightGray"/>
-        </w:rPr>
-      </w:pPr>
-      <w:proofErr w:type="spellStart"/>
-      <w:r>
-        <w:rPr>
-          <w:rFonts w:ascii="Courier New" w:hAnsi="Courier New" w:cs="Courier New"/>
-          <w:highlight w:val="lightGray"/>
-        </w:rPr>
-        <w:t>wsl</w:t>
-      </w:r>
-      <w:proofErr w:type="spellEnd"/>
-    </w:p>
-    <w:p>
-      <w:pPr>
-        <w:spacing w:before="240"/>
-      </w:pPr>
-      <w:r>
-        <w:t>3. Активируе</w:t>
-      </w:r>
-      <w:r>
-        <w:t>м</w:t>
-      </w:r>
-      <w:r>
-        <w:t xml:space="preserve"> виртуальное окружение с </w:t>
-      </w:r>
-      <w:proofErr w:type="spellStart"/>
-      <w:r>
-        <w:t>TensorFlow</w:t>
-      </w:r>
-      <w:proofErr w:type="spellEnd"/>
-      <w:r>
-        <w:t xml:space="preserve"> GPU:</w:t>
-      </w:r>
-    </w:p>
-    <w:p>
-      <w:pPr>
-        <w:rPr>
-          <w:rFonts w:ascii="Courier New" w:hAnsi="Courier New" w:cs="Courier New"/>
-          <w:highlight w:val="lightGray"/>
-        </w:rPr>
-      </w:pPr>
-      <w:r>
-        <w:rPr>
-          <w:rFonts w:ascii="Courier New" w:hAnsi="Courier New" w:cs="Courier New"/>
-          <w:highlight w:val="lightGray"/>
-          <w:lang w:val="en-US"/>
-        </w:rPr>
-        <w:t>source</w:t>
-      </w:r>
-      <w:r>
-        <w:rPr>
-          <w:rFonts w:ascii="Courier New" w:hAnsi="Courier New" w:cs="Courier New"/>
-          <w:highlight w:val="lightGray"/>
-        </w:rPr>
-        <w:t xml:space="preserve"> </w:t>
-      </w:r>
-      <w:proofErr w:type="spellStart"/>
-      <w:r>
-        <w:rPr>
-          <w:rFonts w:ascii="Courier New" w:hAnsi="Courier New" w:cs="Courier New"/>
-          <w:highlight w:val="lightGray"/>
-          <w:lang w:val="en-US"/>
-        </w:rPr>
-        <w:t>tf</w:t>
-      </w:r>
-      <w:proofErr w:type="spellEnd"/>
-      <w:r>
-        <w:rPr>
-          <w:rFonts w:ascii="Courier New" w:hAnsi="Courier New" w:cs="Courier New"/>
-          <w:highlight w:val="lightGray"/>
-        </w:rPr>
-        <w:t>_</w:t>
-      </w:r>
-      <w:r>
-        <w:rPr>
-          <w:rFonts w:ascii="Courier New" w:hAnsi="Courier New" w:cs="Courier New"/>
-          <w:highlight w:val="lightGray"/>
-          <w:lang w:val="en-US"/>
-        </w:rPr>
-        <w:t>env</w:t>
-      </w:r>
-      <w:r>
-        <w:rPr>
-          <w:rFonts w:ascii="Courier New" w:hAnsi="Courier New" w:cs="Courier New"/>
-          <w:highlight w:val="lightGray"/>
-        </w:rPr>
-        <w:t>/</w:t>
-      </w:r>
-      <w:r>
-        <w:rPr>
-          <w:rFonts w:ascii="Courier New" w:hAnsi="Courier New" w:cs="Courier New"/>
-          <w:highlight w:val="lightGray"/>
-          <w:lang w:val="en-US"/>
-        </w:rPr>
-        <w:t>bin</w:t>
-      </w:r>
-      <w:r>
-        <w:rPr>
-          <w:rFonts w:ascii="Courier New" w:hAnsi="Courier New" w:cs="Courier New"/>
-          <w:highlight w:val="lightGray"/>
-        </w:rPr>
-        <w:t>/</w:t>
-      </w:r>
-      <w:r>
-        <w:rPr>
-          <w:rFonts w:ascii="Courier New" w:hAnsi="Courier New" w:cs="Courier New"/>
-          <w:highlight w:val="lightGray"/>
-          <w:lang w:val="en-US"/>
-        </w:rPr>
-        <w:t>activate</w:t>
-      </w:r>
-    </w:p>
-    <w:p>
-      <w:proofErr w:type="spellStart"/>
-      <w:r>
-        <w:t>tf_env</w:t>
-      </w:r>
-      <w:proofErr w:type="spellEnd"/>
-      <w:r>
-        <w:t xml:space="preserve"> — это имя окружения, может отличаться.</w:t>
-      </w:r>
-    </w:p>
-    <w:p>
-      <w:pPr>
-        <w:spacing w:before="240"/>
-      </w:pPr>
-      <w:r>
-        <w:t>4. Проверяе</w:t>
-      </w:r>
-      <w:r>
-        <w:t>м</w:t>
-      </w:r>
-      <w:r>
-        <w:t xml:space="preserve"> доступность GPU:</w:t>
-      </w:r>
-    </w:p>
-    <w:p>
-      <w:pPr>
-        <w:rPr>
-          <w:rFonts w:ascii="Courier New" w:hAnsi="Courier New" w:cs="Courier New"/>
-          <w:highlight w:val="lightGray"/>
-        </w:rPr>
-      </w:pPr>
-      <w:proofErr w:type="spellStart"/>
-      <w:r>
-        <w:rPr>
-          <w:rFonts w:ascii="Courier New" w:hAnsi="Courier New" w:cs="Courier New"/>
-          <w:highlight w:val="lightGray"/>
-        </w:rPr>
-        <w:t>nvidia-smi</w:t>
-      </w:r>
-      <w:proofErr w:type="spellEnd"/>
-    </w:p>
-    <w:p>
-      <w:pPr>
-        <w:spacing w:before="240"/>
-        <w:rPr>
-          <w:rFonts w:cstheme="minorHAnsi"/>
-        </w:rPr>
-      </w:pPr>
-      <w:r>
-        <w:rPr>
-          <w:rFonts w:cstheme="minorHAnsi"/>
-        </w:rPr>
-        <w:t>5. Переходим в папку проекта</w:t>
-      </w:r>
-    </w:p>
-    <w:p>
-      <w:pPr>
-        <w:rPr>
-          <w:rFonts w:cstheme="minorHAnsi"/>
-          <w:highlight w:val="lightGray"/>
-          <w:lang w:val="en-US"/>
-        </w:rPr>
-      </w:pPr>
-      <w:r>
-        <w:rPr>
-          <w:rFonts w:cstheme="minorHAnsi"/>
-        </w:rPr>
-        <w:t>Пример</w:t>
-      </w:r>
-      <w:r>
-        <w:rPr>
-          <w:rFonts w:cstheme="minorHAnsi"/>
-          <w:lang w:val="en-US"/>
-        </w:rPr>
-        <w:t>:</w:t>
-      </w:r>
-    </w:p>
-    <w:p>
-      <w:pPr>
-        <w:rPr>
-          <w:rFonts w:ascii="Courier New" w:hAnsi="Courier New" w:cs="Courier New"/>
-          <w:lang w:val="en-US"/>
-        </w:rPr>
-      </w:pPr>
-      <w:r>
-        <w:rPr>
-          <w:rFonts w:ascii="Courier New" w:hAnsi="Courier New" w:cs="Courier New"/>
-          <w:highlight w:val="lightGray"/>
-          <w:lang w:val="en-US"/>
-        </w:rPr>
-        <w:t>cd /</w:t>
-      </w:r>
-      <w:proofErr w:type="spellStart"/>
-      <w:r>
-        <w:rPr>
-          <w:rFonts w:ascii="Courier New" w:hAnsi="Courier New" w:cs="Courier New"/>
-          <w:highlight w:val="lightGray"/>
-          <w:lang w:val="en-US"/>
-        </w:rPr>
-        <w:t>mnt</w:t>
-      </w:r>
-      <w:proofErr w:type="spellEnd"/>
-      <w:r>
-        <w:rPr>
-          <w:rFonts w:ascii="Courier New" w:hAnsi="Courier New" w:cs="Courier New"/>
-          <w:highlight w:val="lightGray"/>
-          <w:lang w:val="en-US"/>
-        </w:rPr>
-        <w:t>/c/Users/egor1/Desktop/</w:t>
-      </w:r>
-      <w:proofErr w:type="spellStart"/>
-      <w:r>
-        <w:rPr>
-          <w:rFonts w:ascii="Courier New" w:hAnsi="Courier New" w:cs="Courier New"/>
-          <w:highlight w:val="lightGray"/>
-          <w:lang w:val="en-US"/>
-        </w:rPr>
-        <w:t>LearningPortfolioGH</w:t>
-      </w:r>
-      <w:proofErr w:type="spellEnd"/>
-    </w:p>
-    <w:p>
-      <w:pPr>
-        <w:spacing w:before="240"/>
-        <w:rPr>
-          <w:rFonts w:cstheme="minorHAnsi"/>
-        </w:rPr>
-      </w:pPr>
-      <w:r>
-        <w:rPr>
-          <w:rFonts w:cstheme="minorHAnsi"/>
-        </w:rPr>
-        <w:t>6</w:t>
-      </w:r>
-      <w:r>
-        <w:rPr>
-          <w:rFonts w:cstheme="minorHAnsi"/>
-        </w:rPr>
-        <w:t xml:space="preserve">. </w:t>
-      </w:r>
-      <w:r>
-        <w:rPr>
-          <w:rFonts w:cstheme="minorHAnsi"/>
-        </w:rPr>
-        <w:t>Запуск ноутбука без открытия браузера в WSL:</w:t>
-      </w:r>
-    </w:p>
-    <w:p>
-      <w:pPr>
-        <w:rPr>
-          <w:rFonts w:ascii="Courier New" w:hAnsi="Courier New" w:cs="Courier New"/>
-          <w:highlight w:val="lightGray"/>
-          <w:lang w:val="en-US"/>
-        </w:rPr>
-      </w:pPr>
-      <w:proofErr w:type="spellStart"/>
-      <w:r>
-        <w:rPr>
-          <w:rFonts w:ascii="Courier New" w:hAnsi="Courier New" w:cs="Courier New"/>
-          <w:highlight w:val="lightGray"/>
-          <w:lang w:val="en-US"/>
-        </w:rPr>
-        <w:t>jupyter</w:t>
-      </w:r>
-      <w:proofErr w:type="spellEnd"/>
-      <w:r>
-        <w:rPr>
-          <w:rFonts w:ascii="Courier New" w:hAnsi="Courier New" w:cs="Courier New"/>
-          <w:highlight w:val="lightGray"/>
-          <w:lang w:val="en-US"/>
-        </w:rPr>
-        <w:t xml:space="preserve"> notebook --no-browser --port=8888</w:t>
-      </w:r>
-    </w:p>
-    <w:p>
-      <w:pPr>
-        <w:rPr>
-          <w:rFonts w:cstheme="minorHAnsi"/>
-          <w:lang w:val="en-US"/>
-        </w:rPr>
-      </w:pPr>
-      <w:proofErr w:type="spellStart"/>
+        <w:rPr>
+          <w:rFonts w:cstheme="minorHAnsi"/>
+        </w:rPr>
+        <w:t xml:space="preserve"> ссылку, которую </w:t>
+      </w:r>
       <w:r>
         <w:rPr>
           <w:rFonts w:cstheme="minorHAnsi"/>
@@ -2175,182 +1863,6 @@
         </w:rPr>
         <w:t>Jupyter</w:t>
       </w:r>
-      <w:proofErr w:type="spellEnd"/>
-      <w:r>
-        <w:rPr>
-          <w:rFonts w:cstheme="minorHAnsi"/>
-          <w:lang w:val="en-US"/>
-        </w:rPr>
-        <w:t xml:space="preserve"> </w:t>
-      </w:r>
-      <w:proofErr w:type="spellStart"/>
-      <w:r>
-        <w:rPr>
-          <w:rFonts w:cstheme="minorHAnsi"/>
-          <w:lang w:val="en-US"/>
-        </w:rPr>
-        <w:t>выдаст</w:t>
-      </w:r>
-      <w:proofErr w:type="spellEnd"/>
-      <w:r>
-        <w:rPr>
-          <w:rFonts w:cstheme="minorHAnsi"/>
-          <w:lang w:val="en-US"/>
-        </w:rPr>
-        <w:t xml:space="preserve"> </w:t>
-      </w:r>
-      <w:proofErr w:type="spellStart"/>
-      <w:r>
-        <w:rPr>
-          <w:rFonts w:cstheme="minorHAnsi"/>
-          <w:lang w:val="en-US"/>
-        </w:rPr>
-        <w:t>ссылку</w:t>
-      </w:r>
-      <w:proofErr w:type="spellEnd"/>
-      <w:r>
-        <w:rPr>
-          <w:rFonts w:cstheme="minorHAnsi"/>
-          <w:lang w:val="en-US"/>
-        </w:rPr>
-        <w:t xml:space="preserve"> </w:t>
-      </w:r>
-      <w:proofErr w:type="spellStart"/>
-      <w:r>
-        <w:rPr>
-          <w:rFonts w:cstheme="minorHAnsi"/>
-          <w:lang w:val="en-US"/>
-        </w:rPr>
-        <w:t>вроде</w:t>
-      </w:r>
-      <w:proofErr w:type="spellEnd"/>
-      <w:r>
-        <w:rPr>
-          <w:rFonts w:cstheme="minorHAnsi"/>
-          <w:lang w:val="en-US"/>
-        </w:rPr>
-        <w:t>:</w:t>
-      </w:r>
-    </w:p>
-    <w:p>
-      <w:pPr>
-        <w:rPr>
-          <w:rFonts w:ascii="Courier New" w:hAnsi="Courier New" w:cs="Courier New"/>
-          <w:lang w:val="en-US"/>
-        </w:rPr>
-      </w:pPr>
-      <w:r>
-        <w:rPr>
-          <w:rFonts w:ascii="Courier New" w:hAnsi="Courier New" w:cs="Courier New"/>
-          <w:highlight w:val="lightGray"/>
-          <w:lang w:val="en-US"/>
-        </w:rPr>
-        <w:t>http</w:t>
-      </w:r>
-      <w:r>
-        <w:rPr>
-          <w:rFonts w:ascii="Courier New" w:hAnsi="Courier New" w:cs="Courier New"/>
-          <w:highlight w:val="lightGray"/>
-          <w:lang w:val="en-US"/>
-        </w:rPr>
-        <w:t>://</w:t>
-      </w:r>
-      <w:r>
-        <w:rPr>
-          <w:rFonts w:ascii="Courier New" w:hAnsi="Courier New" w:cs="Courier New"/>
-          <w:highlight w:val="lightGray"/>
-          <w:lang w:val="en-US"/>
-        </w:rPr>
-        <w:t>localhost</w:t>
-      </w:r>
-      <w:r>
-        <w:rPr>
-          <w:rFonts w:ascii="Courier New" w:hAnsi="Courier New" w:cs="Courier New"/>
-          <w:highlight w:val="lightGray"/>
-          <w:lang w:val="en-US"/>
-        </w:rPr>
-        <w:t>:8888/</w:t>
-      </w:r>
-      <w:r>
-        <w:rPr>
-          <w:rFonts w:ascii="Courier New" w:hAnsi="Courier New" w:cs="Courier New"/>
-          <w:highlight w:val="lightGray"/>
-          <w:lang w:val="en-US"/>
-        </w:rPr>
-        <w:t>tree</w:t>
-      </w:r>
-      <w:r>
-        <w:rPr>
-          <w:rFonts w:ascii="Courier New" w:hAnsi="Courier New" w:cs="Courier New"/>
-          <w:highlight w:val="lightGray"/>
-          <w:lang w:val="en-US"/>
-        </w:rPr>
-        <w:t>?</w:t>
-      </w:r>
-      <w:r>
-        <w:rPr>
-          <w:rFonts w:ascii="Courier New" w:hAnsi="Courier New" w:cs="Courier New"/>
-          <w:highlight w:val="lightGray"/>
-          <w:lang w:val="en-US"/>
-        </w:rPr>
-        <w:t>token</w:t>
-      </w:r>
-      <w:r>
-        <w:rPr>
-          <w:rFonts w:ascii="Courier New" w:hAnsi="Courier New" w:cs="Courier New"/>
-          <w:highlight w:val="lightGray"/>
-          <w:lang w:val="en-US"/>
-        </w:rPr>
-        <w:t>=...</w:t>
-      </w:r>
-    </w:p>
-    <w:p>
-      <w:pPr>
-        <w:spacing w:before="240"/>
-        <w:rPr>
-          <w:rFonts w:cstheme="minorHAnsi"/>
-        </w:rPr>
-      </w:pPr>
-      <w:r>
-        <w:rPr>
-          <w:rFonts w:cstheme="minorHAnsi"/>
-          <w:lang w:val="en-US"/>
-        </w:rPr>
-        <w:t>7</w:t>
-      </w:r>
-      <w:r>
-        <w:rPr>
-          <w:rFonts w:cstheme="minorHAnsi"/>
-        </w:rPr>
-        <w:t xml:space="preserve">. </w:t>
-      </w:r>
-      <w:r>
-        <w:rPr>
-          <w:rFonts w:cstheme="minorHAnsi"/>
-        </w:rPr>
-        <w:t>Копируе</w:t>
-      </w:r>
-      <w:r>
-        <w:rPr>
-          <w:rFonts w:cstheme="minorHAnsi"/>
-        </w:rPr>
-        <w:t>м</w:t>
-      </w:r>
-      <w:r>
-        <w:rPr>
-          <w:rFonts w:cstheme="minorHAnsi"/>
-        </w:rPr>
-        <w:t xml:space="preserve"> ссылку, которую </w:t>
-      </w:r>
-      <w:proofErr w:type="spellStart"/>
-      <w:r>
-        <w:rPr>
-          <w:rFonts w:cstheme="minorHAnsi"/>
-          <w:lang w:val="en-US"/>
-        </w:rPr>
-        <w:t>Jupyter</w:t>
-      </w:r>
-      <w:proofErr w:type="spellEnd"/>
       <w:r>
         <w:rPr>
           <w:rFonts w:cstheme="minorHAnsi"/>

--- a/04 Инструменты, программы, сервисы/TensorFlow. Создание виртуального окружения .docx
+++ b/04 Инструменты, программы, сервисы/TensorFlow. Создание виртуального окружения .docx
@@ -59,7 +59,15 @@
     </w:p>
     <w:p>
       <w:r>
-        <w:t xml:space="preserve">В PowerShell </w:t>
+        <w:t xml:space="preserve">В </w:t>
+      </w:r>
+      <w:proofErr w:type="spellStart"/>
+      <w:r>
+        <w:t>PowerShell</w:t>
+      </w:r>
+      <w:proofErr w:type="spellEnd"/>
+      <w:r>
+        <w:t xml:space="preserve"> </w:t>
       </w:r>
       <w:r>
         <w:rPr>
@@ -79,13 +87,31 @@
           <w:highlight w:val="lightGray"/>
         </w:rPr>
       </w:pPr>
-      <w:r>
-        <w:rPr>
-          <w:rFonts w:ascii="Courier New" w:hAnsi="Courier New" w:cs="Courier New"/>
-          <w:highlight w:val="lightGray"/>
-        </w:rPr>
-        <w:t>wsl --install</w:t>
-      </w:r>
+      <w:proofErr w:type="spellStart"/>
+      <w:r>
+        <w:rPr>
+          <w:rFonts w:ascii="Courier New" w:hAnsi="Courier New" w:cs="Courier New"/>
+          <w:highlight w:val="lightGray"/>
+        </w:rPr>
+        <w:t>wsl</w:t>
+      </w:r>
+      <w:proofErr w:type="spellEnd"/>
+      <w:r>
+        <w:rPr>
+          <w:rFonts w:ascii="Courier New" w:hAnsi="Courier New" w:cs="Courier New"/>
+          <w:highlight w:val="lightGray"/>
+        </w:rPr>
+        <w:t xml:space="preserve"> --</w:t>
+      </w:r>
+      <w:proofErr w:type="spellStart"/>
+      <w:r>
+        <w:rPr>
+          <w:rFonts w:ascii="Courier New" w:hAnsi="Courier New" w:cs="Courier New"/>
+          <w:highlight w:val="lightGray"/>
+        </w:rPr>
+        <w:t>install</w:t>
+      </w:r>
+      <w:proofErr w:type="spellEnd"/>
     </w:p>
     <w:p>
       <w:r>
@@ -104,23 +130,49 @@
           <w:highlight w:val="lightGray"/>
         </w:rPr>
       </w:pPr>
-      <w:r>
-        <w:rPr>
-          <w:rFonts w:ascii="Courier New" w:hAnsi="Courier New" w:cs="Courier New"/>
-          <w:highlight w:val="lightGray"/>
-        </w:rPr>
-        <w:t>wsl -l -v</w:t>
-      </w:r>
-    </w:p>
-    <w:p>
-      <w:r>
-        <w:t>Если WSL версия 1 — GPU работать не будет.</w:t>
-      </w:r>
-      <w:r>
+      <w:proofErr w:type="spellStart"/>
+      <w:r>
+        <w:rPr>
+          <w:rFonts w:ascii="Courier New" w:hAnsi="Courier New" w:cs="Courier New"/>
+          <w:highlight w:val="lightGray"/>
+        </w:rPr>
+        <w:t>wsl</w:t>
+      </w:r>
+      <w:proofErr w:type="spellEnd"/>
+      <w:r>
+        <w:rPr>
+          <w:rFonts w:ascii="Courier New" w:hAnsi="Courier New" w:cs="Courier New"/>
+          <w:highlight w:val="lightGray"/>
+        </w:rPr>
+        <w:t xml:space="preserve"> -l -v</w:t>
+      </w:r>
+    </w:p>
+    <w:p>
+      <w:pPr>
+        <w:rPr>
+          <w:lang w:val="en-US"/>
+        </w:rPr>
+      </w:pPr>
+      <w:r>
+        <w:t xml:space="preserve">Если WSL версия 1 — GPU работать не будет. </w:t>
+      </w:r>
+      <w:r>
+        <w:t>Должно</w:t>
+      </w:r>
+      <w:r>
+        <w:rPr>
+          <w:lang w:val="en-US"/>
+        </w:rPr>
         <w:t xml:space="preserve"> </w:t>
       </w:r>
       <w:r>
-        <w:t>Должно быть:</w:t>
+        <w:t>быть</w:t>
+      </w:r>
+      <w:r>
+        <w:rPr>
+          <w:lang w:val="en-US"/>
+        </w:rPr>
+        <w:t>:</w:t>
       </w:r>
     </w:p>
     <w:p>
@@ -137,6 +189,11 @@
       </w:r>
     </w:p>
     <w:p>
+      <w:pPr>
+        <w:rPr>
+          <w:lang w:val="en-US"/>
+        </w:rPr>
+      </w:pPr>
       <w:r>
         <w:t>Если</w:t>
       </w:r>
@@ -156,6 +213,9 @@
         <w:t xml:space="preserve"> 1</w:t>
       </w:r>
       <w:r>
+        <w:rPr>
+          <w:lang w:val="en-US"/>
+        </w:rPr>
         <w:t>:</w:t>
       </w:r>
     </w:p>
@@ -167,13 +227,23 @@
           <w:lang w:val="en-US"/>
         </w:rPr>
       </w:pPr>
-      <w:r>
-        <w:rPr>
-          <w:rFonts w:ascii="Courier New" w:hAnsi="Courier New" w:cs="Courier New"/>
-          <w:highlight w:val="lightGray"/>
-          <w:lang w:val="en-US"/>
-        </w:rPr>
-        <w:t>wsl --set-version Ubuntu 2</w:t>
+      <w:proofErr w:type="spellStart"/>
+      <w:r>
+        <w:rPr>
+          <w:rFonts w:ascii="Courier New" w:hAnsi="Courier New" w:cs="Courier New"/>
+          <w:highlight w:val="lightGray"/>
+          <w:lang w:val="en-US"/>
+        </w:rPr>
+        <w:t>wsl</w:t>
+      </w:r>
+      <w:proofErr w:type="spellEnd"/>
+      <w:r>
+        <w:rPr>
+          <w:rFonts w:ascii="Courier New" w:hAnsi="Courier New" w:cs="Courier New"/>
+          <w:highlight w:val="lightGray"/>
+          <w:lang w:val="en-US"/>
+        </w:rPr>
+        <w:t xml:space="preserve"> --set-version Ubuntu 2</w:t>
       </w:r>
     </w:p>
     <w:p>
@@ -267,7 +337,15 @@
         <w:br/>
       </w:r>
       <w:r>
-        <w:t>GTX 1650 Ti поддерживается.</w:t>
+        <w:t xml:space="preserve">GTX 1650 </w:t>
+      </w:r>
+      <w:proofErr w:type="spellStart"/>
+      <w:r>
+        <w:t>Ti</w:t>
+      </w:r>
+      <w:proofErr w:type="spellEnd"/>
+      <w:r>
+        <w:t xml:space="preserve"> поддерживается.</w:t>
       </w:r>
     </w:p>
     <w:p>
@@ -313,8 +391,13 @@
         <w:t>(</w:t>
       </w:r>
       <w:r>
-        <w:t>В PowerShell</w:t>
-      </w:r>
+        <w:t xml:space="preserve">В </w:t>
+      </w:r>
+      <w:proofErr w:type="spellStart"/>
+      <w:r>
+        <w:t>PowerShell</w:t>
+      </w:r>
+      <w:proofErr w:type="spellEnd"/>
       <w:r>
         <w:t>)</w:t>
       </w:r>
@@ -329,6 +412,7 @@
           <w:highlight w:val="lightGray"/>
         </w:rPr>
       </w:pPr>
+      <w:proofErr w:type="spellStart"/>
       <w:r>
         <w:rPr>
           <w:rFonts w:ascii="Courier New" w:hAnsi="Courier New" w:cs="Courier New"/>
@@ -336,6 +420,7 @@
         </w:rPr>
         <w:t>wsl</w:t>
       </w:r>
+      <w:proofErr w:type="spellEnd"/>
     </w:p>
     <w:p>
       <w:r>
@@ -349,6 +434,7 @@
           <w:highlight w:val="lightGray"/>
         </w:rPr>
       </w:pPr>
+      <w:proofErr w:type="spellStart"/>
       <w:r>
         <w:rPr>
           <w:rFonts w:ascii="Courier New" w:hAnsi="Courier New" w:cs="Courier New"/>
@@ -356,10 +442,19 @@
         </w:rPr>
         <w:t>nvidia-smi</w:t>
       </w:r>
-    </w:p>
-    <w:p>
-      <w:r>
-        <w:t>Если видишь таблицу с GTX 1650 Ti — всё отлично.</w:t>
+      <w:proofErr w:type="spellEnd"/>
+    </w:p>
+    <w:p>
+      <w:r>
+        <w:t xml:space="preserve">Если видишь таблицу с GTX 1650 </w:t>
+      </w:r>
+      <w:proofErr w:type="spellStart"/>
+      <w:r>
+        <w:t>Ti</w:t>
+      </w:r>
+      <w:proofErr w:type="spellEnd"/>
+      <w:r>
+        <w:t xml:space="preserve"> — всё отлично.</w:t>
       </w:r>
       <w:r>
         <w:br/>
@@ -393,7 +488,23 @@
           <w:b/>
           <w:bCs/>
         </w:rPr>
-        <w:t xml:space="preserve"> Шаг 4. Установить Python и venv в Ubuntu</w:t>
+        <w:t xml:space="preserve"> Шаг 4. Установить Python и </w:t>
+      </w:r>
+      <w:proofErr w:type="spellStart"/>
+      <w:r>
+        <w:rPr>
+          <w:b/>
+          <w:bCs/>
+        </w:rPr>
+        <w:t>venv</w:t>
+      </w:r>
+      <w:proofErr w:type="spellEnd"/>
+      <w:r>
+        <w:rPr>
+          <w:b/>
+          <w:bCs/>
+        </w:rPr>
+        <w:t xml:space="preserve"> в Ubuntu</w:t>
       </w:r>
     </w:p>
     <w:p>
@@ -420,30 +531,50 @@
           <w:lang w:val="en-US"/>
         </w:rPr>
       </w:pPr>
-      <w:r>
-        <w:rPr>
-          <w:rFonts w:ascii="Courier New" w:hAnsi="Courier New" w:cs="Courier New"/>
-          <w:highlight w:val="lightGray"/>
-          <w:lang w:val="en-US"/>
-        </w:rPr>
-        <w:t>sudo apt update</w:t>
-      </w:r>
-    </w:p>
-    <w:p>
-      <w:pPr>
-        <w:rPr>
-          <w:rFonts w:ascii="Courier New" w:hAnsi="Courier New" w:cs="Courier New"/>
-          <w:highlight w:val="lightGray"/>
-          <w:lang w:val="en-US"/>
-        </w:rPr>
-      </w:pPr>
-      <w:r>
-        <w:rPr>
-          <w:rFonts w:ascii="Courier New" w:hAnsi="Courier New" w:cs="Courier New"/>
-          <w:highlight w:val="lightGray"/>
-          <w:lang w:val="en-US"/>
-        </w:rPr>
-        <w:t>sudo apt install python3 python3-venv python3-pip -y</w:t>
+      <w:proofErr w:type="spellStart"/>
+      <w:r>
+        <w:rPr>
+          <w:rFonts w:ascii="Courier New" w:hAnsi="Courier New" w:cs="Courier New"/>
+          <w:highlight w:val="lightGray"/>
+          <w:lang w:val="en-US"/>
+        </w:rPr>
+        <w:t>sudo</w:t>
+      </w:r>
+      <w:proofErr w:type="spellEnd"/>
+      <w:r>
+        <w:rPr>
+          <w:rFonts w:ascii="Courier New" w:hAnsi="Courier New" w:cs="Courier New"/>
+          <w:highlight w:val="lightGray"/>
+          <w:lang w:val="en-US"/>
+        </w:rPr>
+        <w:t xml:space="preserve"> apt update</w:t>
+      </w:r>
+    </w:p>
+    <w:p>
+      <w:pPr>
+        <w:rPr>
+          <w:rFonts w:ascii="Courier New" w:hAnsi="Courier New" w:cs="Courier New"/>
+          <w:highlight w:val="lightGray"/>
+          <w:lang w:val="en-US"/>
+        </w:rPr>
+      </w:pPr>
+      <w:proofErr w:type="spellStart"/>
+      <w:r>
+        <w:rPr>
+          <w:rFonts w:ascii="Courier New" w:hAnsi="Courier New" w:cs="Courier New"/>
+          <w:highlight w:val="lightGray"/>
+          <w:lang w:val="en-US"/>
+        </w:rPr>
+        <w:t>sudo</w:t>
+      </w:r>
+      <w:proofErr w:type="spellEnd"/>
+      <w:r>
+        <w:rPr>
+          <w:rFonts w:ascii="Courier New" w:hAnsi="Courier New" w:cs="Courier New"/>
+          <w:highlight w:val="lightGray"/>
+          <w:lang w:val="en-US"/>
+        </w:rPr>
+        <w:t xml:space="preserve"> apt install python3 python3-venv python3-pip -y</w:t>
       </w:r>
     </w:p>
     <w:p>
@@ -491,8 +622,33 @@
           <w:rFonts w:ascii="Courier New" w:hAnsi="Courier New" w:cs="Courier New"/>
           <w:highlight w:val="lightGray"/>
         </w:rPr>
-        <w:t>python3 -m venv tf_env</w:t>
-      </w:r>
+        <w:t xml:space="preserve">python3 -m </w:t>
+      </w:r>
+      <w:proofErr w:type="spellStart"/>
+      <w:r>
+        <w:rPr>
+          <w:rFonts w:ascii="Courier New" w:hAnsi="Courier New" w:cs="Courier New"/>
+          <w:highlight w:val="lightGray"/>
+        </w:rPr>
+        <w:t>venv</w:t>
+      </w:r>
+      <w:proofErr w:type="spellEnd"/>
+      <w:r>
+        <w:rPr>
+          <w:rFonts w:ascii="Courier New" w:hAnsi="Courier New" w:cs="Courier New"/>
+          <w:highlight w:val="lightGray"/>
+        </w:rPr>
+        <w:t xml:space="preserve"> </w:t>
+      </w:r>
+      <w:proofErr w:type="spellStart"/>
+      <w:r>
+        <w:rPr>
+          <w:rFonts w:ascii="Courier New" w:hAnsi="Courier New" w:cs="Courier New"/>
+          <w:highlight w:val="lightGray"/>
+        </w:rPr>
+        <w:t>tf_env</w:t>
+      </w:r>
+      <w:proofErr w:type="spellEnd"/>
     </w:p>
     <w:p>
       <w:r>
@@ -524,6 +680,7 @@
         </w:rPr>
         <w:t xml:space="preserve"> </w:t>
       </w:r>
+      <w:proofErr w:type="spellStart"/>
       <w:r>
         <w:rPr>
           <w:rFonts w:ascii="Courier New" w:hAnsi="Courier New" w:cs="Courier New"/>
@@ -532,6 +689,7 @@
         </w:rPr>
         <w:t>tf</w:t>
       </w:r>
+      <w:proofErr w:type="spellEnd"/>
       <w:r>
         <w:rPr>
           <w:rFonts w:ascii="Courier New" w:hAnsi="Courier New" w:cs="Courier New"/>
@@ -599,6 +757,7 @@
         </w:rPr>
         <w:t>(</w:t>
       </w:r>
+      <w:proofErr w:type="spellStart"/>
       <w:proofErr w:type="gramStart"/>
       <w:r>
         <w:rPr>
@@ -615,7 +774,34 @@
           <w:highlight w:val="lightGray"/>
           <w:lang w:val="en-US"/>
         </w:rPr>
-        <w:t>_env) name@LAPTOP-...</w:t>
+        <w:t>_env</w:t>
+      </w:r>
+      <w:proofErr w:type="spellEnd"/>
+      <w:r>
+        <w:rPr>
+          <w:rFonts w:ascii="Courier New" w:hAnsi="Courier New" w:cs="Courier New"/>
+          <w:highlight w:val="lightGray"/>
+          <w:lang w:val="en-US"/>
+        </w:rPr>
+        <w:t xml:space="preserve">) </w:t>
+      </w:r>
+      <w:proofErr w:type="spellStart"/>
+      <w:r>
+        <w:rPr>
+          <w:rFonts w:ascii="Courier New" w:hAnsi="Courier New" w:cs="Courier New"/>
+          <w:highlight w:val="lightGray"/>
+          <w:lang w:val="en-US"/>
+        </w:rPr>
+        <w:t>name@LAPTOP</w:t>
+      </w:r>
+      <w:proofErr w:type="spellEnd"/>
+      <w:r>
+        <w:rPr>
+          <w:rFonts w:ascii="Courier New" w:hAnsi="Courier New" w:cs="Courier New"/>
+          <w:highlight w:val="lightGray"/>
+          <w:lang w:val="en-US"/>
+        </w:rPr>
+        <w:t>-...</w:t>
       </w:r>
     </w:p>
     <w:p>
@@ -645,15 +831,17 @@
           <w:b/>
           <w:bCs/>
         </w:rPr>
-        <w:t xml:space="preserve"> Шаг 5. Установить TensorFlow </w:t>
-      </w:r>
-      <w:r>
-        <w:rPr>
-          <w:b/>
-          <w:bCs/>
-        </w:rPr>
-        <w:t>2.11+</w:t>
-      </w:r>
+        <w:t xml:space="preserve"> Шаг 5. Установить </w:t>
+      </w:r>
+      <w:proofErr w:type="spellStart"/>
+      <w:r>
+        <w:rPr>
+          <w:b/>
+          <w:bCs/>
+        </w:rPr>
+        <w:t>TensorFlow</w:t>
+      </w:r>
+      <w:proofErr w:type="spellEnd"/>
       <w:r>
         <w:rPr>
           <w:b/>
@@ -666,6 +854,13 @@
           <w:b/>
           <w:bCs/>
         </w:rPr>
+        <w:t xml:space="preserve">2.11+ </w:t>
+      </w:r>
+      <w:r>
+        <w:rPr>
+          <w:b/>
+          <w:bCs/>
+        </w:rPr>
         <w:t>(GPU уже встроен)</w:t>
       </w:r>
     </w:p>
@@ -699,8 +894,18 @@
           <w:highlight w:val="lightGray"/>
           <w:lang w:val="en-US"/>
         </w:rPr>
-        <w:t>pip install tensorflow</w:t>
-      </w:r>
+        <w:t xml:space="preserve">pip install </w:t>
+      </w:r>
+      <w:proofErr w:type="spellStart"/>
+      <w:r>
+        <w:rPr>
+          <w:rFonts w:ascii="Courier New" w:hAnsi="Courier New" w:cs="Courier New"/>
+          <w:highlight w:val="lightGray"/>
+          <w:lang w:val="en-US"/>
+        </w:rPr>
+        <w:t>tensorflow</w:t>
+      </w:r>
+      <w:proofErr w:type="spellEnd"/>
     </w:p>
     <w:p>
       <w:r>
@@ -711,8 +916,17 @@
           <w:b/>
           <w:bCs/>
         </w:rPr>
-        <w:t>не нужно отдельно ставить CUDA Toolkit</w:t>
-      </w:r>
+        <w:t xml:space="preserve">не нужно отдельно ставить CUDA </w:t>
+      </w:r>
+      <w:proofErr w:type="spellStart"/>
+      <w:r>
+        <w:rPr>
+          <w:b/>
+          <w:bCs/>
+        </w:rPr>
+        <w:t>Toolkit</w:t>
+      </w:r>
+      <w:proofErr w:type="spellEnd"/>
       <w:r>
         <w:t xml:space="preserve"> — драйвер уже передаёт CUDA из Windows.</w:t>
       </w:r>
@@ -738,8 +952,17 @@
           <w:b/>
           <w:bCs/>
         </w:rPr>
-        <w:t xml:space="preserve"> Шаг 6. Проверка GPU в TensorFlow</w:t>
-      </w:r>
+        <w:t xml:space="preserve"> Шаг 6. Проверка GPU в </w:t>
+      </w:r>
+      <w:proofErr w:type="spellStart"/>
+      <w:r>
+        <w:rPr>
+          <w:b/>
+          <w:bCs/>
+        </w:rPr>
+        <w:t>TensorFlow</w:t>
+      </w:r>
+      <w:proofErr w:type="spellEnd"/>
     </w:p>
     <w:p>
       <w:pPr>
@@ -827,8 +1050,33 @@
           <w:rFonts w:ascii="Courier New" w:hAnsi="Courier New" w:cs="Courier New"/>
           <w:lang w:val="en-US"/>
         </w:rPr>
-        <w:t>import tensorflow as tf</w:t>
-      </w:r>
+        <w:t xml:space="preserve">import </w:t>
+      </w:r>
+      <w:proofErr w:type="spellStart"/>
+      <w:r>
+        <w:rPr>
+          <w:rFonts w:ascii="Courier New" w:hAnsi="Courier New" w:cs="Courier New"/>
+          <w:lang w:val="en-US"/>
+        </w:rPr>
+        <w:t>tensorflow</w:t>
+      </w:r>
+      <w:proofErr w:type="spellEnd"/>
+      <w:r>
+        <w:rPr>
+          <w:rFonts w:ascii="Courier New" w:hAnsi="Courier New" w:cs="Courier New"/>
+          <w:lang w:val="en-US"/>
+        </w:rPr>
+        <w:t xml:space="preserve"> as </w:t>
+      </w:r>
+      <w:proofErr w:type="spellStart"/>
+      <w:r>
+        <w:rPr>
+          <w:rFonts w:ascii="Courier New" w:hAnsi="Courier New" w:cs="Courier New"/>
+          <w:lang w:val="en-US"/>
+        </w:rPr>
+        <w:t>tf</w:t>
+      </w:r>
+      <w:proofErr w:type="spellEnd"/>
     </w:p>
     <w:p>
       <w:pPr>
@@ -851,7 +1099,23 @@
           <w:rFonts w:ascii="Courier New" w:hAnsi="Courier New" w:cs="Courier New"/>
           <w:lang w:val="en-US"/>
         </w:rPr>
-        <w:t>"TensorFlow version:", tf.__version__)</w:t>
+        <w:t xml:space="preserve">"TensorFlow version:", </w:t>
+      </w:r>
+      <w:proofErr w:type="spellStart"/>
+      <w:r>
+        <w:rPr>
+          <w:rFonts w:ascii="Courier New" w:hAnsi="Courier New" w:cs="Courier New"/>
+          <w:lang w:val="en-US"/>
+        </w:rPr>
+        <w:t>tf</w:t>
+      </w:r>
+      <w:proofErr w:type="spellEnd"/>
+      <w:r>
+        <w:rPr>
+          <w:rFonts w:ascii="Courier New" w:hAnsi="Courier New" w:cs="Courier New"/>
+          <w:lang w:val="en-US"/>
+        </w:rPr>
+        <w:t>.__version__)</w:t>
       </w:r>
     </w:p>
     <w:p>
@@ -875,7 +1139,23 @@
           <w:rFonts w:ascii="Courier New" w:hAnsi="Courier New" w:cs="Courier New"/>
           <w:lang w:val="en-US"/>
         </w:rPr>
-        <w:t>"GPUs detected:", tf.config.list_physical_devices('GPU'))</w:t>
+        <w:t xml:space="preserve">"GPUs detected:", </w:t>
+      </w:r>
+      <w:proofErr w:type="spellStart"/>
+      <w:r>
+        <w:rPr>
+          <w:rFonts w:ascii="Courier New" w:hAnsi="Courier New" w:cs="Courier New"/>
+          <w:lang w:val="en-US"/>
+        </w:rPr>
+        <w:t>tf.config.list_physical_devices</w:t>
+      </w:r>
+      <w:proofErr w:type="spellEnd"/>
+      <w:r>
+        <w:rPr>
+          <w:rFonts w:ascii="Courier New" w:hAnsi="Courier New" w:cs="Courier New"/>
+          <w:lang w:val="en-US"/>
+        </w:rPr>
+        <w:t>('GPU'))</w:t>
       </w:r>
     </w:p>
     <w:p>
@@ -941,13 +1221,31 @@
         </w:rPr>
         <w:t xml:space="preserve"> Добавить Виртуальное окружение в </w:t>
       </w:r>
-      <w:r>
-        <w:rPr>
-          <w:b/>
-          <w:bCs/>
-        </w:rPr>
-        <w:t>Jupyter Notebook</w:t>
-      </w:r>
+      <w:proofErr w:type="spellStart"/>
+      <w:r>
+        <w:rPr>
+          <w:b/>
+          <w:bCs/>
+        </w:rPr>
+        <w:t>Jupyter</w:t>
+      </w:r>
+      <w:proofErr w:type="spellEnd"/>
+      <w:r>
+        <w:rPr>
+          <w:b/>
+          <w:bCs/>
+        </w:rPr>
+        <w:t xml:space="preserve"> </w:t>
+      </w:r>
+      <w:proofErr w:type="spellStart"/>
+      <w:r>
+        <w:rPr>
+          <w:b/>
+          <w:bCs/>
+        </w:rPr>
+        <w:t>Notebook</w:t>
+      </w:r>
+      <w:proofErr w:type="spellEnd"/>
       <w:r>
         <w:rPr>
           <w:b/>
@@ -966,20 +1264,27 @@
         <w:t>В</w:t>
       </w:r>
       <w:r>
-        <w:t xml:space="preserve"> PowerShell</w:t>
-      </w:r>
-      <w:r>
         <w:t xml:space="preserve"> </w:t>
       </w:r>
+      <w:proofErr w:type="spellStart"/>
+      <w:r>
+        <w:t>PowerShell</w:t>
+      </w:r>
+      <w:proofErr w:type="spellEnd"/>
+      <w:r>
+        <w:t xml:space="preserve"> </w:t>
+      </w:r>
       <w:r>
         <w:t xml:space="preserve">в </w:t>
       </w:r>
+      <w:proofErr w:type="spellStart"/>
       <w:r>
         <w:rPr>
           <w:lang w:val="en-US"/>
         </w:rPr>
         <w:t>wsl</w:t>
       </w:r>
+      <w:proofErr w:type="spellEnd"/>
       <w:r>
         <w:t>:</w:t>
       </w:r>
@@ -1003,36 +1308,66 @@
           <w:highlight w:val="lightGray"/>
           <w:lang w:val="en-US"/>
         </w:rPr>
-        <w:t>source tf_env/bin/activate</w:t>
-      </w:r>
-    </w:p>
-    <w:p>
-      <w:pPr>
-        <w:rPr>
-          <w:rFonts w:ascii="Courier New" w:hAnsi="Courier New" w:cs="Courier New"/>
-          <w:highlight w:val="lightGray"/>
-          <w:lang w:val="en-US"/>
-        </w:rPr>
-      </w:pPr>
-      <w:r>
-        <w:rPr>
-          <w:rFonts w:ascii="Courier New" w:hAnsi="Courier New" w:cs="Courier New"/>
-          <w:highlight w:val="lightGray"/>
-          <w:lang w:val="en-US"/>
-        </w:rPr>
-        <w:t>pip install ipykernel</w:t>
-      </w:r>
+        <w:t xml:space="preserve">source </w:t>
+      </w:r>
+      <w:proofErr w:type="spellStart"/>
+      <w:r>
+        <w:rPr>
+          <w:rFonts w:ascii="Courier New" w:hAnsi="Courier New" w:cs="Courier New"/>
+          <w:highlight w:val="lightGray"/>
+          <w:lang w:val="en-US"/>
+        </w:rPr>
+        <w:t>tf_env</w:t>
+      </w:r>
+      <w:proofErr w:type="spellEnd"/>
+      <w:r>
+        <w:rPr>
+          <w:rFonts w:ascii="Courier New" w:hAnsi="Courier New" w:cs="Courier New"/>
+          <w:highlight w:val="lightGray"/>
+          <w:lang w:val="en-US"/>
+        </w:rPr>
+        <w:t>/bin/activate</w:t>
+      </w:r>
+    </w:p>
+    <w:p>
+      <w:pPr>
+        <w:rPr>
+          <w:rFonts w:ascii="Courier New" w:hAnsi="Courier New" w:cs="Courier New"/>
+          <w:highlight w:val="lightGray"/>
+          <w:lang w:val="en-US"/>
+        </w:rPr>
+      </w:pPr>
+      <w:r>
+        <w:rPr>
+          <w:rFonts w:ascii="Courier New" w:hAnsi="Courier New" w:cs="Courier New"/>
+          <w:highlight w:val="lightGray"/>
+          <w:lang w:val="en-US"/>
+        </w:rPr>
+        <w:t xml:space="preserve">pip install </w:t>
+      </w:r>
+      <w:proofErr w:type="spellStart"/>
+      <w:r>
+        <w:rPr>
+          <w:rFonts w:ascii="Courier New" w:hAnsi="Courier New" w:cs="Courier New"/>
+          <w:highlight w:val="lightGray"/>
+          <w:lang w:val="en-US"/>
+        </w:rPr>
+        <w:t>ipykernel</w:t>
+      </w:r>
+      <w:proofErr w:type="spellEnd"/>
     </w:p>
     <w:p>
       <w:r>
         <w:t xml:space="preserve">Добавить окружение в </w:t>
       </w:r>
+      <w:proofErr w:type="spellStart"/>
       <w:r>
         <w:rPr>
           <w:lang w:val="en-US"/>
         </w:rPr>
         <w:t>Jupyter</w:t>
       </w:r>
+      <w:proofErr w:type="spellEnd"/>
       <w:r>
         <w:t xml:space="preserve"> как новое ядро</w:t>
       </w:r>
@@ -1050,7 +1385,61 @@
           <w:highlight w:val="lightGray"/>
           <w:lang w:val="en-US"/>
         </w:rPr>
-        <w:t>python -m ipykernel install --user --name=tf_env --display-name "Python (tf_env)"</w:t>
+        <w:t xml:space="preserve">python -m </w:t>
+      </w:r>
+      <w:proofErr w:type="spellStart"/>
+      <w:r>
+        <w:rPr>
+          <w:rFonts w:ascii="Courier New" w:hAnsi="Courier New" w:cs="Courier New"/>
+          <w:highlight w:val="lightGray"/>
+          <w:lang w:val="en-US"/>
+        </w:rPr>
+        <w:t>ipykernel</w:t>
+      </w:r>
+      <w:proofErr w:type="spellEnd"/>
+      <w:r>
+        <w:rPr>
+          <w:rFonts w:ascii="Courier New" w:hAnsi="Courier New" w:cs="Courier New"/>
+          <w:highlight w:val="lightGray"/>
+          <w:lang w:val="en-US"/>
+        </w:rPr>
+        <w:t xml:space="preserve"> install --user --name=</w:t>
+      </w:r>
+      <w:proofErr w:type="spellStart"/>
+      <w:r>
+        <w:rPr>
+          <w:rFonts w:ascii="Courier New" w:hAnsi="Courier New" w:cs="Courier New"/>
+          <w:highlight w:val="lightGray"/>
+          <w:lang w:val="en-US"/>
+        </w:rPr>
+        <w:t>tf_env</w:t>
+      </w:r>
+      <w:proofErr w:type="spellEnd"/>
+      <w:r>
+        <w:rPr>
+          <w:rFonts w:ascii="Courier New" w:hAnsi="Courier New" w:cs="Courier New"/>
+          <w:highlight w:val="lightGray"/>
+          <w:lang w:val="en-US"/>
+        </w:rPr>
+        <w:t xml:space="preserve"> --display-name "Python (</w:t>
+      </w:r>
+      <w:proofErr w:type="spellStart"/>
+      <w:r>
+        <w:rPr>
+          <w:rFonts w:ascii="Courier New" w:hAnsi="Courier New" w:cs="Courier New"/>
+          <w:highlight w:val="lightGray"/>
+          <w:lang w:val="en-US"/>
+        </w:rPr>
+        <w:t>tf_env</w:t>
+      </w:r>
+      <w:proofErr w:type="spellEnd"/>
+      <w:r>
+        <w:rPr>
+          <w:rFonts w:ascii="Courier New" w:hAnsi="Courier New" w:cs="Courier New"/>
+          <w:highlight w:val="lightGray"/>
+          <w:lang w:val="en-US"/>
+        </w:rPr>
+        <w:t>)"</w:t>
       </w:r>
     </w:p>
     <w:p>
@@ -1066,12 +1455,14 @@
       <w:r>
         <w:t>=</w:t>
       </w:r>
+      <w:proofErr w:type="spellStart"/>
       <w:r>
         <w:rPr>
           <w:lang w:val="en-US"/>
         </w:rPr>
         <w:t>tf</w:t>
       </w:r>
+      <w:proofErr w:type="spellEnd"/>
       <w:r>
         <w:t>_</w:t>
       </w:r>
@@ -1084,12 +1475,14 @@
       <w:r>
         <w:t xml:space="preserve"> — имя ядра в системе (для </w:t>
       </w:r>
+      <w:proofErr w:type="spellStart"/>
       <w:r>
         <w:rPr>
           <w:lang w:val="en-US"/>
         </w:rPr>
         <w:t>Jupyter</w:t>
       </w:r>
+      <w:proofErr w:type="spellEnd"/>
       <w:r>
         <w:t>).</w:t>
       </w:r>
@@ -1125,12 +1518,14 @@
       <w:r>
         <w:t xml:space="preserve"> (</w:t>
       </w:r>
+      <w:proofErr w:type="spellStart"/>
       <w:r>
         <w:rPr>
           <w:lang w:val="en-US"/>
         </w:rPr>
         <w:t>tf</w:t>
       </w:r>
+      <w:proofErr w:type="spellEnd"/>
       <w:r>
         <w:t>_</w:t>
       </w:r>
@@ -1143,12 +1538,14 @@
       <w:r>
         <w:t xml:space="preserve">)" — как ядро будет отображаться в интерфейсе </w:t>
       </w:r>
+      <w:proofErr w:type="spellStart"/>
       <w:r>
         <w:rPr>
           <w:lang w:val="en-US"/>
         </w:rPr>
         <w:t>Jupyter</w:t>
       </w:r>
+      <w:proofErr w:type="spellEnd"/>
       <w:r>
         <w:t>.</w:t>
       </w:r>
@@ -1197,12 +1594,50 @@
           <w:b/>
           <w:bCs/>
         </w:rPr>
-        <w:t>. Запуск Jupyter Notebook</w:t>
-      </w:r>
-    </w:p>
-    <w:p>
-      <w:r>
-        <w:t>Jupyter должен запускаться из активированного tf_env внутри WSL.</w:t>
+        <w:t xml:space="preserve">. Запуск </w:t>
+      </w:r>
+      <w:proofErr w:type="spellStart"/>
+      <w:r>
+        <w:rPr>
+          <w:b/>
+          <w:bCs/>
+        </w:rPr>
+        <w:t>Jupyter</w:t>
+      </w:r>
+      <w:proofErr w:type="spellEnd"/>
+      <w:r>
+        <w:rPr>
+          <w:b/>
+          <w:bCs/>
+        </w:rPr>
+        <w:t xml:space="preserve"> </w:t>
+      </w:r>
+      <w:proofErr w:type="spellStart"/>
+      <w:r>
+        <w:rPr>
+          <w:b/>
+          <w:bCs/>
+        </w:rPr>
+        <w:t>Notebook</w:t>
+      </w:r>
+      <w:proofErr w:type="spellEnd"/>
+    </w:p>
+    <w:p>
+      <w:proofErr w:type="spellStart"/>
+      <w:r>
+        <w:t>Jupyter</w:t>
+      </w:r>
+      <w:proofErr w:type="spellEnd"/>
+      <w:r>
+        <w:t xml:space="preserve"> должен запускаться из активированного </w:t>
+      </w:r>
+      <w:proofErr w:type="spellStart"/>
+      <w:r>
+        <w:t>tf_env</w:t>
+      </w:r>
+      <w:proofErr w:type="spellEnd"/>
+      <w:r>
+        <w:t xml:space="preserve"> внутри WSL.</w:t>
       </w:r>
       <w:r>
         <w:t>:</w:t>
@@ -1233,13 +1668,41 @@
           <w:lang w:val="en-US"/>
         </w:rPr>
       </w:pPr>
-      <w:r>
-        <w:rPr>
-          <w:rFonts w:ascii="Courier New" w:hAnsi="Courier New" w:cs="Courier New"/>
-          <w:highlight w:val="lightGray"/>
-          <w:lang w:val="en-US"/>
-        </w:rPr>
-        <w:t>jupyter notebook --no-browser --ip=0.0.0.0 --port=8888</w:t>
+      <w:proofErr w:type="spellStart"/>
+      <w:r>
+        <w:rPr>
+          <w:rFonts w:ascii="Courier New" w:hAnsi="Courier New" w:cs="Courier New"/>
+          <w:highlight w:val="lightGray"/>
+          <w:lang w:val="en-US"/>
+        </w:rPr>
+        <w:t>jupyter</w:t>
+      </w:r>
+      <w:proofErr w:type="spellEnd"/>
+      <w:r>
+        <w:rPr>
+          <w:rFonts w:ascii="Courier New" w:hAnsi="Courier New" w:cs="Courier New"/>
+          <w:highlight w:val="lightGray"/>
+          <w:lang w:val="en-US"/>
+        </w:rPr>
+        <w:t xml:space="preserve"> notebook --no-browser --</w:t>
+      </w:r>
+      <w:proofErr w:type="spellStart"/>
+      <w:r>
+        <w:rPr>
+          <w:rFonts w:ascii="Courier New" w:hAnsi="Courier New" w:cs="Courier New"/>
+          <w:highlight w:val="lightGray"/>
+          <w:lang w:val="en-US"/>
+        </w:rPr>
+        <w:t>ip</w:t>
+      </w:r>
+      <w:proofErr w:type="spellEnd"/>
+      <w:r>
+        <w:rPr>
+          <w:rFonts w:ascii="Courier New" w:hAnsi="Courier New" w:cs="Courier New"/>
+          <w:highlight w:val="lightGray"/>
+          <w:lang w:val="en-US"/>
+        </w:rPr>
+        <w:t>=0.0.0.0 --port=8888</w:t>
       </w:r>
     </w:p>
     <w:p>
@@ -1332,12 +1795,14 @@
       <w:r>
         <w:t xml:space="preserve"> (</w:t>
       </w:r>
+      <w:proofErr w:type="spellStart"/>
       <w:r>
         <w:rPr>
           <w:lang w:val="en-US"/>
         </w:rPr>
         <w:t>tf</w:t>
       </w:r>
+      <w:proofErr w:type="spellEnd"/>
       <w:r>
         <w:t>_</w:t>
       </w:r>
@@ -1422,11 +1887,16 @@
         <w:t>м</w:t>
       </w:r>
       <w:r>
-        <w:t xml:space="preserve"> PowerShell</w:t>
-      </w:r>
-      <w:r>
         <w:t xml:space="preserve"> </w:t>
       </w:r>
+      <w:proofErr w:type="spellStart"/>
+      <w:r>
+        <w:t>PowerShell</w:t>
+      </w:r>
+      <w:proofErr w:type="spellEnd"/>
+      <w:r>
+        <w:t xml:space="preserve"> </w:t>
+      </w:r>
       <w:r>
         <w:t>от имени администратора</w:t>
       </w:r>
@@ -1505,6 +1975,7 @@
           <w:highlight w:val="lightGray"/>
         </w:rPr>
       </w:pPr>
+      <w:proofErr w:type="spellStart"/>
       <w:r>
         <w:rPr>
           <w:rFonts w:ascii="Courier New" w:hAnsi="Courier New" w:cs="Courier New"/>
@@ -1512,6 +1983,7 @@
         </w:rPr>
         <w:t>wsl</w:t>
       </w:r>
+      <w:proofErr w:type="spellEnd"/>
     </w:p>
     <w:p>
       <w:pPr>
@@ -1524,7 +1996,15 @@
         <w:t>м</w:t>
       </w:r>
       <w:r>
-        <w:t xml:space="preserve"> виртуальное окружение с TensorFlow GPU:</w:t>
+        <w:t xml:space="preserve"> виртуальное окружение с </w:t>
+      </w:r>
+      <w:proofErr w:type="spellStart"/>
+      <w:r>
+        <w:t>TensorFlow</w:t>
+      </w:r>
+      <w:proofErr w:type="spellEnd"/>
+      <w:r>
+        <w:t xml:space="preserve"> GPU:</w:t>
       </w:r>
     </w:p>
     <w:p>
@@ -1549,6 +2029,7 @@
         </w:rPr>
         <w:t xml:space="preserve"> </w:t>
       </w:r>
+      <w:proofErr w:type="spellStart"/>
       <w:r>
         <w:rPr>
           <w:rFonts w:ascii="Courier New" w:hAnsi="Courier New" w:cs="Courier New"/>
@@ -1557,6 +2038,7 @@
         </w:rPr>
         <w:t>tf</w:t>
       </w:r>
+      <w:proofErr w:type="spellEnd"/>
       <w:r>
         <w:rPr>
           <w:rFonts w:ascii="Courier New" w:hAnsi="Courier New" w:cs="Courier New"/>
@@ -1604,8 +2086,13 @@
       </w:r>
     </w:p>
     <w:p>
-      <w:r>
-        <w:t>tf_env — это имя окружения, может отличаться.</w:t>
+      <w:proofErr w:type="spellStart"/>
+      <w:r>
+        <w:t>tf_env</w:t>
+      </w:r>
+      <w:proofErr w:type="spellEnd"/>
+      <w:r>
+        <w:t xml:space="preserve"> — это имя окружения, может отличаться.</w:t>
       </w:r>
     </w:p>
     <w:p>
@@ -1629,6 +2116,7 @@
           <w:highlight w:val="lightGray"/>
         </w:rPr>
       </w:pPr>
+      <w:proofErr w:type="spellStart"/>
       <w:r>
         <w:rPr>
           <w:rFonts w:ascii="Courier New" w:hAnsi="Courier New" w:cs="Courier New"/>
@@ -1636,6 +2124,7 @@
         </w:rPr>
         <w:t>nvidia-smi</w:t>
       </w:r>
+      <w:proofErr w:type="spellEnd"/>
     </w:p>
     <w:p>
       <w:pPr>
@@ -1686,25 +2175,56 @@
           <w:highlight w:val="lightGray"/>
           <w:lang w:val="en-US"/>
         </w:rPr>
-        <w:t>cd /mnt/c/Users/egor1/Desktop/LearningPortfolioGH</w:t>
-      </w:r>
+        <w:t>cd /</w:t>
+      </w:r>
+      <w:proofErr w:type="spellStart"/>
+      <w:r>
+        <w:rPr>
+          <w:rFonts w:ascii="Courier New" w:hAnsi="Courier New" w:cs="Courier New"/>
+          <w:highlight w:val="lightGray"/>
+          <w:lang w:val="en-US"/>
+        </w:rPr>
+        <w:t>mnt</w:t>
+      </w:r>
+      <w:proofErr w:type="spellEnd"/>
+      <w:r>
+        <w:rPr>
+          <w:rFonts w:ascii="Courier New" w:hAnsi="Courier New" w:cs="Courier New"/>
+          <w:highlight w:val="lightGray"/>
+          <w:lang w:val="en-US"/>
+        </w:rPr>
+        <w:t>/c/Users/egor1/Desktop/</w:t>
+      </w:r>
+      <w:proofErr w:type="spellStart"/>
+      <w:r>
+        <w:rPr>
+          <w:rFonts w:ascii="Courier New" w:hAnsi="Courier New" w:cs="Courier New"/>
+          <w:highlight w:val="lightGray"/>
+          <w:lang w:val="en-US"/>
+        </w:rPr>
+        <w:t>LearningPortfolioGH</w:t>
+      </w:r>
+      <w:proofErr w:type="spellEnd"/>
     </w:p>
     <w:p>
       <w:pPr>
         <w:spacing w:before="240"/>
         <w:rPr>
           <w:rFonts w:cstheme="minorHAnsi"/>
-        </w:rPr>
-      </w:pPr>
-      <w:r>
-        <w:rPr>
-          <w:rFonts w:cstheme="minorHAnsi"/>
+          <w:lang w:val="en-US"/>
+        </w:rPr>
+      </w:pPr>
+      <w:r>
+        <w:rPr>
+          <w:rFonts w:cstheme="minorHAnsi"/>
+          <w:lang w:val="en-US"/>
         </w:rPr>
         <w:t>6</w:t>
       </w:r>
       <w:r>
         <w:rPr>
           <w:rFonts w:cstheme="minorHAnsi"/>
+          <w:lang w:val="en-US"/>
         </w:rPr>
         <w:t xml:space="preserve">. </w:t>
       </w:r>
@@ -1712,39 +2232,225 @@
         <w:rPr>
           <w:rFonts w:cstheme="minorHAnsi"/>
         </w:rPr>
-        <w:t>Запуск ноутбука без открытия браузера в WSL:</w:t>
-      </w:r>
-    </w:p>
-    <w:p>
-      <w:pPr>
-        <w:rPr>
-          <w:rFonts w:ascii="Courier New" w:hAnsi="Courier New" w:cs="Courier New"/>
-          <w:highlight w:val="lightGray"/>
-          <w:lang w:val="en-US"/>
-        </w:rPr>
-      </w:pPr>
-      <w:r>
-        <w:rPr>
-          <w:rFonts w:ascii="Courier New" w:hAnsi="Courier New" w:cs="Courier New"/>
-          <w:highlight w:val="lightGray"/>
-          <w:lang w:val="en-US"/>
-        </w:rPr>
-        <w:t>jupyter notebook --no-browser --port=8888</w:t>
-      </w:r>
-    </w:p>
-    <w:p>
-      <w:pPr>
-        <w:rPr>
-          <w:rFonts w:cstheme="minorHAnsi"/>
-          <w:lang w:val="en-US"/>
-        </w:rPr>
-      </w:pPr>
-      <w:r>
-        <w:rPr>
-          <w:rFonts w:cstheme="minorHAnsi"/>
-          <w:lang w:val="en-US"/>
-        </w:rPr>
-        <w:t>Jupyter выдаст ссылку вроде:</w:t>
+        <w:t>Запуск</w:t>
+      </w:r>
+      <w:r>
+        <w:rPr>
+          <w:rFonts w:cstheme="minorHAnsi"/>
+          <w:lang w:val="en-US"/>
+        </w:rPr>
+        <w:t xml:space="preserve"> </w:t>
+      </w:r>
+      <w:r>
+        <w:rPr>
+          <w:rFonts w:cstheme="minorHAnsi"/>
+        </w:rPr>
+        <w:t>ноутбука</w:t>
+      </w:r>
+      <w:r>
+        <w:rPr>
+          <w:rFonts w:cstheme="minorHAnsi"/>
+          <w:lang w:val="en-US"/>
+        </w:rPr>
+        <w:t xml:space="preserve"> </w:t>
+      </w:r>
+      <w:r>
+        <w:rPr>
+          <w:rFonts w:cstheme="minorHAnsi"/>
+        </w:rPr>
+        <w:t>в</w:t>
+      </w:r>
+      <w:r>
+        <w:rPr>
+          <w:rFonts w:cstheme="minorHAnsi"/>
+          <w:lang w:val="en-US"/>
+        </w:rPr>
+        <w:t xml:space="preserve"> WSL</w:t>
+      </w:r>
+      <w:r>
+        <w:rPr>
+          <w:rFonts w:cstheme="minorHAnsi"/>
+          <w:lang w:val="en-US"/>
+        </w:rPr>
+        <w:t>:</w:t>
+      </w:r>
+    </w:p>
+    <w:p>
+      <w:pPr>
+        <w:rPr>
+          <w:rFonts w:ascii="Courier New" w:hAnsi="Courier New" w:cs="Courier New"/>
+          <w:highlight w:val="lightGray"/>
+          <w:lang w:val="en-US"/>
+        </w:rPr>
+      </w:pPr>
+      <w:proofErr w:type="spellStart"/>
+      <w:r>
+        <w:rPr>
+          <w:rFonts w:ascii="Courier New" w:hAnsi="Courier New" w:cs="Courier New"/>
+          <w:highlight w:val="lightGray"/>
+          <w:lang w:val="en-US"/>
+        </w:rPr>
+        <w:t>jupyter</w:t>
+      </w:r>
+      <w:proofErr w:type="spellEnd"/>
+      <w:r>
+        <w:rPr>
+          <w:rFonts w:ascii="Courier New" w:hAnsi="Courier New" w:cs="Courier New"/>
+          <w:highlight w:val="lightGray"/>
+          <w:lang w:val="en-US"/>
+        </w:rPr>
+        <w:t xml:space="preserve"> notebook</w:t>
+      </w:r>
+    </w:p>
+    <w:p>
+      <w:pPr>
+        <w:spacing w:before="240"/>
+        <w:rPr>
+          <w:rFonts w:cstheme="minorHAnsi"/>
+        </w:rPr>
+      </w:pPr>
+      <w:r>
+        <w:rPr>
+          <w:rFonts w:cstheme="minorHAnsi"/>
+        </w:rPr>
+        <w:t>или</w:t>
+      </w:r>
+      <w:r>
+        <w:rPr>
+          <w:rFonts w:cstheme="minorHAnsi"/>
+        </w:rPr>
+        <w:br/>
+        <w:t xml:space="preserve">6.1 </w:t>
+      </w:r>
+      <w:r>
+        <w:rPr>
+          <w:rFonts w:cstheme="minorHAnsi"/>
+        </w:rPr>
+        <w:t>Запуск ноутбука</w:t>
+      </w:r>
+      <w:r>
+        <w:rPr>
+          <w:rFonts w:cstheme="minorHAnsi"/>
+        </w:rPr>
+        <w:t xml:space="preserve"> </w:t>
+      </w:r>
+      <w:r>
+        <w:rPr>
+          <w:rFonts w:cstheme="minorHAnsi"/>
+        </w:rPr>
+        <w:t>без открытия браузера в WS</w:t>
+      </w:r>
+      <w:r>
+        <w:rPr>
+          <w:rFonts w:cstheme="minorHAnsi"/>
+          <w:lang w:val="en-US"/>
+        </w:rPr>
+        <w:t>L</w:t>
+      </w:r>
+      <w:r>
+        <w:rPr>
+          <w:rFonts w:cstheme="minorHAnsi"/>
+        </w:rPr>
+        <w:t>:</w:t>
+      </w:r>
+    </w:p>
+    <w:p>
+      <w:pPr>
+        <w:rPr>
+          <w:rFonts w:ascii="Courier New" w:hAnsi="Courier New" w:cs="Courier New"/>
+          <w:highlight w:val="lightGray"/>
+          <w:lang w:val="en-US"/>
+        </w:rPr>
+      </w:pPr>
+      <w:proofErr w:type="spellStart"/>
+      <w:r>
+        <w:rPr>
+          <w:rFonts w:ascii="Courier New" w:hAnsi="Courier New" w:cs="Courier New"/>
+          <w:highlight w:val="lightGray"/>
+          <w:lang w:val="en-US"/>
+        </w:rPr>
+        <w:t>jupyter</w:t>
+      </w:r>
+      <w:proofErr w:type="spellEnd"/>
+      <w:r>
+        <w:rPr>
+          <w:rFonts w:ascii="Courier New" w:hAnsi="Courier New" w:cs="Courier New"/>
+          <w:highlight w:val="lightGray"/>
+          <w:lang w:val="en-US"/>
+        </w:rPr>
+        <w:t xml:space="preserve"> notebook --no-browser --port=8888</w:t>
+      </w:r>
+    </w:p>
+    <w:p>
+      <w:pPr>
+        <w:rPr>
+          <w:rFonts w:cstheme="minorHAnsi"/>
+          <w:lang w:val="en-US"/>
+        </w:rPr>
+      </w:pPr>
+      <w:proofErr w:type="spellStart"/>
+      <w:r>
+        <w:rPr>
+          <w:rFonts w:cstheme="minorHAnsi"/>
+          <w:lang w:val="en-US"/>
+        </w:rPr>
+        <w:t>Jupyter</w:t>
+      </w:r>
+      <w:proofErr w:type="spellEnd"/>
+      <w:r>
+        <w:rPr>
+          <w:rFonts w:cstheme="minorHAnsi"/>
+          <w:lang w:val="en-US"/>
+        </w:rPr>
+        <w:t xml:space="preserve"> </w:t>
+      </w:r>
+      <w:proofErr w:type="spellStart"/>
+      <w:r>
+        <w:rPr>
+          <w:rFonts w:cstheme="minorHAnsi"/>
+          <w:lang w:val="en-US"/>
+        </w:rPr>
+        <w:t>выдаст</w:t>
+      </w:r>
+      <w:proofErr w:type="spellEnd"/>
+      <w:r>
+        <w:rPr>
+          <w:rFonts w:cstheme="minorHAnsi"/>
+          <w:lang w:val="en-US"/>
+        </w:rPr>
+        <w:t xml:space="preserve"> </w:t>
+      </w:r>
+      <w:proofErr w:type="spellStart"/>
+      <w:r>
+        <w:rPr>
+          <w:rFonts w:cstheme="minorHAnsi"/>
+          <w:lang w:val="en-US"/>
+        </w:rPr>
+        <w:t>ссылку</w:t>
+      </w:r>
+      <w:proofErr w:type="spellEnd"/>
+      <w:r>
+        <w:rPr>
+          <w:rFonts w:cstheme="minorHAnsi"/>
+          <w:lang w:val="en-US"/>
+        </w:rPr>
+        <w:t xml:space="preserve"> </w:t>
+      </w:r>
+      <w:proofErr w:type="spellStart"/>
+      <w:r>
+        <w:rPr>
+          <w:rFonts w:cstheme="minorHAnsi"/>
+          <w:lang w:val="en-US"/>
+        </w:rPr>
+        <w:t>вроде</w:t>
+      </w:r>
+      <w:proofErr w:type="spellEnd"/>
+      <w:r>
+        <w:rPr>
+          <w:rFonts w:cstheme="minorHAnsi"/>
+          <w:lang w:val="en-US"/>
+        </w:rPr>
+        <w:t>:</w:t>
       </w:r>
     </w:p>
     <w:p>
@@ -1830,7 +2536,7 @@
         <w:rPr>
           <w:rFonts w:cstheme="minorHAnsi"/>
         </w:rPr>
-        <w:t>7</w:t>
+        <w:t>6.2</w:t>
       </w:r>
       <w:r>
         <w:rPr>
@@ -1856,6 +2562,7 @@
         </w:rPr>
         <w:t xml:space="preserve"> ссылку, которую </w:t>
       </w:r>
+      <w:proofErr w:type="spellStart"/>
       <w:r>
         <w:rPr>
           <w:rFonts w:cstheme="minorHAnsi"/>
@@ -1863,6 +2570,7 @@
         </w:rPr>
         <w:t>Jupyter</w:t>
       </w:r>
+      <w:proofErr w:type="spellEnd"/>
       <w:r>
         <w:rPr>
           <w:rFonts w:cstheme="minorHAnsi"/>
@@ -1919,6 +2627,12 @@
           <w:rFonts w:cstheme="minorHAnsi"/>
         </w:rPr>
         <w:t>.</w:t>
+      </w:r>
+      <w:r>
+        <w:rPr>
+          <w:rFonts w:cstheme="minorHAnsi"/>
+        </w:rPr>
+        <w:br/>
       </w:r>
     </w:p>
     <w:p>
